--- a/Love-in-Motion-Training-Plan.docx
+++ b/Love-in-Motion-Training-Plan.docx
@@ -1185,7 +1185,7 @@
           <w:color w:val="6D5F57"/>
           <w:sz w:val="19"/>
         </w:rPr>
-        <w:t>Over ~90 min: sip water regularly and eat every 20-30 min, building toward 60-90 g carbs (~200-300 cal) per hour, plus electrolytes. This rehearses the fuelling you'll live on across the 415.</w:t>
+        <w:t>Over ~90 min: sip water regularly and eat every 20-30 min, building toward 60-90 g carbs (~200-300 cal) per hour, plus electrolytes. This rehearses the fuelling you'll live on across the 500.</w:t>
       </w:r>
     </w:p>
     <w:p>
@@ -2331,7 +2331,7 @@
           <w:color w:val="6D5F57"/>
           <w:sz w:val="19"/>
         </w:rPr>
-        <w:t>Over ~90 min: sip water regularly and eat every 20-30 min, building toward 60-90 g carbs (~200-300 cal) per hour, plus electrolytes. This rehearses the fuelling you'll live on across the 415.</w:t>
+        <w:t>Over ~90 min: sip water regularly and eat every 20-30 min, building toward 60-90 g carbs (~200-300 cal) per hour, plus electrolytes. This rehearses the fuelling you'll live on across the 500.</w:t>
       </w:r>
     </w:p>
     <w:p>
@@ -3491,7 +3491,7 @@
           <w:color w:val="6D5F57"/>
           <w:sz w:val="19"/>
         </w:rPr>
-        <w:t>Over ~90 min: sip water regularly and eat every 20-30 min, building toward 60-90 g carbs (~200-300 cal) per hour, plus electrolytes. This rehearses the fuelling you'll live on across the 415.</w:t>
+        <w:t>Over ~90 min: sip water regularly and eat every 20-30 min, building toward 60-90 g carbs (~200-300 cal) per hour, plus electrolytes. This rehearses the fuelling you'll live on across the 500.</w:t>
       </w:r>
     </w:p>
     <w:p>
@@ -4539,7 +4539,7 @@
           <w:color w:val="6D5F57"/>
           <w:sz w:val="19"/>
         </w:rPr>
-        <w:t>Over ~90 min: sip water regularly and eat every 20-30 min, building toward 60-90 g carbs (~200-300 cal) per hour, plus electrolytes. This rehearses the fuelling you'll live on across the 415.</w:t>
+        <w:t>Over ~90 min: sip water regularly and eat every 20-30 min, building toward 60-90 g carbs (~200-300 cal) per hour, plus electrolytes. This rehearses the fuelling you'll live on across the 500.</w:t>
       </w:r>
     </w:p>
     <w:p>
@@ -5479,7 +5479,7 @@
           <w:color w:val="6D5F57"/>
           <w:sz w:val="19"/>
         </w:rPr>
-        <w:t>Over ~90 min: sip water regularly and eat every 20-30 min, building toward 60-90 g carbs (~200-300 cal) per hour, plus electrolytes. This rehearses the fuelling you'll live on across the 415.</w:t>
+        <w:t>Over ~90 min: sip water regularly and eat every 20-30 min, building toward 60-90 g carbs (~200-300 cal) per hour, plus electrolytes. This rehearses the fuelling you'll live on across the 500.</w:t>
       </w:r>
     </w:p>
     <w:p>
@@ -6164,7 +6164,7 @@
           <w:color w:val="6D5F57"/>
           <w:sz w:val="19"/>
         </w:rPr>
-        <w:t>Over ~90 min: sip water regularly and eat every 20-30 min, building toward 60-90 g carbs (~200-300 cal) per hour, plus electrolytes. This rehearses the fuelling you'll live on across the 415.</w:t>
+        <w:t>Over ~90 min: sip water regularly and eat every 20-30 min, building toward 60-90 g carbs (~200-300 cal) per hour, plus electrolytes. This rehearses the fuelling you'll live on across the 500.</w:t>
       </w:r>
     </w:p>
     <w:p>
@@ -6849,7 +6849,7 @@
           <w:color w:val="6D5F57"/>
           <w:sz w:val="19"/>
         </w:rPr>
-        <w:t>Over ~90 min: sip water regularly and eat every 20-30 min, building toward 60-90 g carbs (~200-300 cal) per hour, plus electrolytes. This rehearses the fuelling you'll live on across the 415.</w:t>
+        <w:t>Over ~90 min: sip water regularly and eat every 20-30 min, building toward 60-90 g carbs (~200-300 cal) per hour, plus electrolytes. This rehearses the fuelling you'll live on across the 500.</w:t>
       </w:r>
     </w:p>
     <w:p>
@@ -7534,7 +7534,7 @@
           <w:color w:val="6D5F57"/>
           <w:sz w:val="19"/>
         </w:rPr>
-        <w:t>Over ~90 min: sip water regularly and eat every 20-30 min, building toward 60-90 g carbs (~200-300 cal) per hour, plus electrolytes. This rehearses the fuelling you'll live on across the 415.</w:t>
+        <w:t>Over ~90 min: sip water regularly and eat every 20-30 min, building toward 60-90 g carbs (~200-300 cal) per hour, plus electrolytes. This rehearses the fuelling you'll live on across the 500.</w:t>
       </w:r>
     </w:p>
     <w:p>
@@ -8219,7 +8219,7 @@
           <w:color w:val="6D5F57"/>
           <w:sz w:val="19"/>
         </w:rPr>
-        <w:t>Over ~90 min: sip water regularly and eat every 20-30 min, building toward 60-90 g carbs (~200-300 cal) per hour, plus electrolytes. This rehearses the fuelling you'll live on across the 415.</w:t>
+        <w:t>Over ~90 min: sip water regularly and eat every 20-30 min, building toward 60-90 g carbs (~200-300 cal) per hour, plus electrolytes. This rehearses the fuelling you'll live on across the 500.</w:t>
       </w:r>
     </w:p>
     <w:p>
@@ -8904,7 +8904,7 @@
           <w:color w:val="6D5F57"/>
           <w:sz w:val="19"/>
         </w:rPr>
-        <w:t>Over ~90 min: sip water regularly and eat every 20-30 min, building toward 60-90 g carbs (~200-300 cal) per hour, plus electrolytes. This rehearses the fuelling you'll live on across the 415.</w:t>
+        <w:t>Over ~90 min: sip water regularly and eat every 20-30 min, building toward 60-90 g carbs (~200-300 cal) per hour, plus electrolytes. This rehearses the fuelling you'll live on across the 500.</w:t>
       </w:r>
     </w:p>
     <w:p>
@@ -9589,7 +9589,7 @@
           <w:color w:val="6D5F57"/>
           <w:sz w:val="19"/>
         </w:rPr>
-        <w:t>Over ~90 min: sip water regularly and eat every 20-30 min, building toward 60-90 g carbs (~200-300 cal) per hour, plus electrolytes. This rehearses the fuelling you'll live on across the 415.</w:t>
+        <w:t>Over ~90 min: sip water regularly and eat every 20-30 min, building toward 60-90 g carbs (~200-300 cal) per hour, plus electrolytes. This rehearses the fuelling you'll live on across the 500.</w:t>
       </w:r>
     </w:p>
     <w:p>
@@ -10274,7 +10274,7 @@
           <w:color w:val="6D5F57"/>
           <w:sz w:val="19"/>
         </w:rPr>
-        <w:t>Over ~90 min: sip water regularly and eat every 20-30 min, building toward 60-90 g carbs (~200-300 cal) per hour, plus electrolytes. This rehearses the fuelling you'll live on across the 415.</w:t>
+        <w:t>Over ~90 min: sip water regularly and eat every 20-30 min, building toward 60-90 g carbs (~200-300 cal) per hour, plus electrolytes. This rehearses the fuelling you'll live on across the 500.</w:t>
       </w:r>
     </w:p>
     <w:p>
@@ -10350,7 +10350,7 @@
           <w:color w:val="6D5F57"/>
           <w:sz w:val="20"/>
         </w:rPr>
-        <w:t>New shape: Sat long + Sun on tired legs. The second day is the whole point — it's what the 415 asks of you.</w:t>
+        <w:t>New shape: Sat long + Sun on tired legs. The second day is the whole point — it's what the 500 asks of you.</w:t>
       </w:r>
     </w:p>
     <w:p>
@@ -10925,7 +10925,7 @@
           <w:color w:val="6D5F57"/>
           <w:sz w:val="19"/>
         </w:rPr>
-        <w:t>Over ~90 min: sip water regularly and eat every 20-30 min, building toward 60-90 g carbs (~200-300 cal) per hour, plus electrolytes. This rehearses the fuelling you'll live on across the 415.</w:t>
+        <w:t>Over ~90 min: sip water regularly and eat every 20-30 min, building toward 60-90 g carbs (~200-300 cal) per hour, plus electrolytes. This rehearses the fuelling you'll live on across the 500.</w:t>
       </w:r>
     </w:p>
     <w:p>
@@ -10984,7 +10984,7 @@
           <w:color w:val="6D5F57"/>
           <w:sz w:val="19"/>
         </w:rPr>
-        <w:t>Over ~90 min: sip water regularly and eat every 20-30 min, building toward 60-90 g carbs (~200-300 cal) per hour, plus electrolytes. This rehearses the fuelling you'll live on across the 415.</w:t>
+        <w:t>Over ~90 min: sip water regularly and eat every 20-30 min, building toward 60-90 g carbs (~200-300 cal) per hour, plus electrolytes. This rehearses the fuelling you'll live on across the 500.</w:t>
       </w:r>
     </w:p>
     <w:p>
@@ -11597,7 +11597,7 @@
           <w:color w:val="6D5F57"/>
           <w:sz w:val="19"/>
         </w:rPr>
-        <w:t>Over ~90 min: sip water regularly and eat every 20-30 min, building toward 60-90 g carbs (~200-300 cal) per hour, plus electrolytes. This rehearses the fuelling you'll live on across the 415.</w:t>
+        <w:t>Over ~90 min: sip water regularly and eat every 20-30 min, building toward 60-90 g carbs (~200-300 cal) per hour, plus electrolytes. This rehearses the fuelling you'll live on across the 500.</w:t>
       </w:r>
     </w:p>
     <w:p>
@@ -11656,7 +11656,7 @@
           <w:color w:val="6D5F57"/>
           <w:sz w:val="19"/>
         </w:rPr>
-        <w:t>Over ~90 min: sip water regularly and eat every 20-30 min, building toward 60-90 g carbs (~200-300 cal) per hour, plus electrolytes. This rehearses the fuelling you'll live on across the 415.</w:t>
+        <w:t>Over ~90 min: sip water regularly and eat every 20-30 min, building toward 60-90 g carbs (~200-300 cal) per hour, plus electrolytes. This rehearses the fuelling you'll live on across the 500.</w:t>
       </w:r>
     </w:p>
     <w:p>
@@ -12881,7 +12881,7 @@
           <w:color w:val="312824"/>
           <w:sz w:val="21"/>
         </w:rPr>
-        <w:t>Afterwards, write down EVERYTHING: what hurt, what worked, what the crew needs to change. A calm call to shorten is wise, never a failure. This is a stepping stone to the 415, not the finish line.</w:t>
+        <w:t>Afterwards, write down EVERYTHING: what hurt, what worked, what the crew needs to change. A calm call to shorten is wise, never a failure. This is a stepping stone to the 500, not the finish line.</w:t>
       </w:r>
     </w:p>
     <w:p>
@@ -12902,7 +12902,7 @@
           <w:color w:val="6D5F57"/>
           <w:sz w:val="19"/>
         </w:rPr>
-        <w:t>Over ~90 min: sip water regularly and eat every 20-30 min, building toward 60-90 g carbs (~200-300 cal) per hour, plus electrolytes. This rehearses the fuelling you'll live on across the 415.</w:t>
+        <w:t>Over ~90 min: sip water regularly and eat every 20-30 min, building toward 60-90 g carbs (~200-300 cal) per hour, plus electrolytes. This rehearses the fuelling you'll live on across the 500.</w:t>
       </w:r>
     </w:p>
     <w:p>
@@ -12940,7 +12940,7 @@
           <w:color w:val="6D5F57"/>
           <w:sz w:val="20"/>
         </w:rPr>
-        <w:t>The 45 is still landing — let it. Review the lessons list with the crew.</w:t>
+        <w:t>The 45 is still landing — let it. Front half: rest. Back half rebuilds gently, so the 500 block doesn't arrive as a load spike.</w:t>
       </w:r>
     </w:p>
     <w:p>
@@ -13088,7 +13088,7 @@
           <w:color w:val="312824"/>
           <w:sz w:val="23"/>
         </w:rPr>
-        <w:t>Thu · AM Run — Easy 6.5 km (4 mi)</w:t>
+        <w:t>Thu · AM Run — Easy 8 km (5 mi)</w:t>
       </w:r>
     </w:p>
     <w:p>
@@ -13100,7 +13100,7 @@
           <w:color w:val="9C8D83"/>
           <w:sz w:val="18"/>
         </w:rPr>
-        <w:t>[Run]  6.5 km · ~38 min</w:t>
+        <w:t>[Run]  8 km · ~46 min</w:t>
       </w:r>
     </w:p>
     <w:p>
@@ -13113,7 +13113,7 @@
           <w:color w:val="312824"/>
           <w:sz w:val="21"/>
         </w:rPr>
-        <w:t>WEEK 17 — RECOVERY WEEK. Easy, conversational.</w:t>
+        <w:t>WEEK 17 — RECOVERY WEEK. Easy, conversational. The back half of this week rebuilds gently so next week doesn't arrive as a spike.</w:t>
       </w:r>
     </w:p>
     <w:p>
@@ -13147,7 +13147,7 @@
           <w:color w:val="312824"/>
           <w:sz w:val="23"/>
         </w:rPr>
-        <w:t>Fri · AM Run — Easy 5 km (3 mi)</w:t>
+        <w:t>Fri · AM Run — Easy 6.5 km (4 mi)</w:t>
       </w:r>
     </w:p>
     <w:p>
@@ -13159,7 +13159,7 @@
           <w:color w:val="9C8D83"/>
           <w:sz w:val="18"/>
         </w:rPr>
-        <w:t>[Run]  5 km · ~29 min</w:t>
+        <w:t>[Run]  6.5 km · ~38 min</w:t>
       </w:r>
     </w:p>
     <w:p>
@@ -13206,7 +13206,7 @@
           <w:color w:val="312824"/>
           <w:sz w:val="23"/>
         </w:rPr>
-        <w:t>Sat · Long Run — 12 km (7.5 mi)</w:t>
+        <w:t>Sat · Long Run — 16 km (10 mi)</w:t>
       </w:r>
     </w:p>
     <w:p>
@@ -13218,7 +13218,7 @@
           <w:color w:val="9C8D83"/>
           <w:sz w:val="18"/>
         </w:rPr>
-        <w:t>[Long]  12 km · ~70 min</w:t>
+        <w:t>[Long]  16 km · ~92 min</w:t>
       </w:r>
     </w:p>
     <w:p>
@@ -13290,7 +13290,7 @@
           <w:color w:val="312824"/>
           <w:sz w:val="21"/>
         </w:rPr>
-        <w:t>WEEK 17 — Full rest. The 415 block starts Monday: 7 weeks to Attunga.</w:t>
+        <w:t>WEEK 17 — Full rest. The 500 block starts Monday: 7 weeks to Attunga.</w:t>
       </w:r>
     </w:p>
     <w:p>
@@ -13315,7 +13315,7 @@
           <w:color w:val="5D6E57"/>
           <w:sz w:val="22"/>
         </w:rPr>
-        <w:t>The415  ·  The 415 block begins</w:t>
+        <w:t>The415  ·  The 500 block begins</w:t>
       </w:r>
     </w:p>
     <w:p>
@@ -13328,7 +13328,7 @@
           <w:color w:val="6D5F57"/>
           <w:sz w:val="20"/>
         </w:rPr>
-        <w:t>Seven weeks to Attunga. Back-to-back weekends return and grow from here.</w:t>
+        <w:t>Seven weeks to Attunga. Back-to-back weekends return and grow from here — and Monday is now a full rest day, every week of this block.</w:t>
       </w:r>
     </w:p>
     <w:p>
@@ -13341,7 +13341,7 @@
           <w:color w:val="312824"/>
           <w:sz w:val="23"/>
         </w:rPr>
-        <w:t>Mon · AM Mobility &amp; Reset</w:t>
+        <w:t>Mon · Rest Day</w:t>
       </w:r>
     </w:p>
     <w:p>
@@ -13353,7 +13353,7 @@
           <w:color w:val="9C8D83"/>
           <w:sz w:val="18"/>
         </w:rPr>
-        <w:t>[Mobility]  ~30 min</w:t>
+        <w:t>[Rest]  rest day</w:t>
       </w:r>
     </w:p>
     <w:p>
@@ -13366,7 +13366,7 @@
           <w:color w:val="312824"/>
           <w:sz w:val="21"/>
         </w:rPr>
-        <w:t>WEEK 18 — THE 415 BLOCK begins. 7 weeks to Attunga. Back-to-back weekends return and grow from here. 30 min mobility + walk.</w:t>
+        <w:t>WEEK 18 — Full passive rest. The overtraining-prevention consensus (ECSS/ACSM) calls for at least one passive rest day every week — in the biggest block, Monday is it. A gentle walk is fine; nothing loaded.</w:t>
       </w:r>
     </w:p>
     <w:p>
@@ -13379,7 +13379,7 @@
           <w:color w:val="312824"/>
           <w:sz w:val="23"/>
         </w:rPr>
-        <w:t>Mon · PM Push — Maintenance</w:t>
+        <w:t>Tue · AM Run — Easy 9 km (5.5 mi)</w:t>
       </w:r>
     </w:p>
     <w:p>
@@ -13391,7 +13391,7 @@
           <w:color w:val="9C8D83"/>
           <w:sz w:val="18"/>
         </w:rPr>
-        <w:t>[Strength]  ~45 min</w:t>
+        <w:t>[Run]  8.9 km · ~51 min</w:t>
       </w:r>
     </w:p>
     <w:p>
@@ -13404,58 +13404,7 @@
           <w:color w:val="312824"/>
           <w:sz w:val="21"/>
         </w:rPr>
-        <w:t>WEEK 18 — THE 415 BLOCK (RPE 7)</w:t>
-      </w:r>
-    </w:p>
-    <w:p>
-      <w:pPr>
-        <w:spacing w:after="80"/>
-      </w:pPr>
-      <w:r>
-        <w:rPr>
-          <w:b w:val="0"/>
-          <w:color w:val="312824"/>
-          <w:sz w:val="21"/>
-        </w:rPr>
-        <w:t>Bench 3 x 8 • shoulder press 3 x 10 • lateral raise 2 x 15 • band pushdown 2 x 12</w:t>
-      </w:r>
-    </w:p>
-    <w:p>
-      <w:pPr>
-        <w:spacing w:before="120" w:after="20"/>
-      </w:pPr>
-      <w:r>
-        <w:rPr>
-          <w:b/>
-          <w:color w:val="312824"/>
-          <w:sz w:val="23"/>
-        </w:rPr>
-        <w:t>Tue · AM Run — Easy 9 km (5.5 mi)</w:t>
-      </w:r>
-    </w:p>
-    <w:p>
-      <w:pPr>
-        <w:spacing w:after="40"/>
-      </w:pPr>
-      <w:r>
-        <w:rPr>
-          <w:color w:val="9C8D83"/>
-          <w:sz w:val="18"/>
-        </w:rPr>
-        <w:t>[Run]  8.9 km · ~51 min</w:t>
-      </w:r>
-    </w:p>
-    <w:p>
-      <w:pPr>
-        <w:spacing w:after="80"/>
-      </w:pPr>
-      <w:r>
-        <w:rPr>
-          <w:b w:val="0"/>
-          <w:color w:val="312824"/>
-          <w:sz w:val="21"/>
-        </w:rPr>
-        <w:t>WEEK 18 — THE 415 BLOCK. Easy Zone 2.</w:t>
+        <w:t>WEEK 18 — THE 500 BLOCK. Easy Zone 2.</w:t>
       </w:r>
     </w:p>
     <w:p>
@@ -13489,7 +13438,7 @@
           <w:color w:val="312824"/>
           <w:sz w:val="23"/>
         </w:rPr>
-        <w:t>Tue · PM HYROX Circuit — Moderate</w:t>
+        <w:t>Tue · PM Push — Maintenance</w:t>
       </w:r>
     </w:p>
     <w:p>
@@ -13501,7 +13450,7 @@
           <w:color w:val="9C8D83"/>
           <w:sz w:val="18"/>
         </w:rPr>
-        <w:t>[HYROX]  ~45 min</w:t>
+        <w:t>[Strength]  ~45 min</w:t>
       </w:r>
     </w:p>
     <w:p>
@@ -13514,7 +13463,7 @@
           <w:color w:val="312824"/>
           <w:sz w:val="21"/>
         </w:rPr>
-        <w:t>WEEK 18</w:t>
+        <w:t>WEEK 18 — THE 500 BLOCK (RPE 7)</w:t>
       </w:r>
     </w:p>
     <w:p>
@@ -13527,7 +13476,7 @@
           <w:color w:val="312824"/>
           <w:sz w:val="21"/>
         </w:rPr>
-        <w:t>4 rounds: 600 m run • 12 wall balls • 15 lunges • 30 kettlebell swings. Moderate.</w:t>
+        <w:t>Bench 3 x 8 • shoulder press 3 x 10 • lateral raise 2 x 15 • band pushdown 2 x 12</w:t>
       </w:r>
     </w:p>
     <w:p>
@@ -13565,7 +13514,7 @@
           <w:color w:val="312824"/>
           <w:sz w:val="21"/>
         </w:rPr>
-        <w:t>WEEK 18 — THE 415 BLOCK. Easy Zone 2.</w:t>
+        <w:t>WEEK 18 — THE 500 BLOCK. Easy Zone 2.</w:t>
       </w:r>
     </w:p>
     <w:p>
@@ -13675,7 +13624,7 @@
           <w:color w:val="312824"/>
           <w:sz w:val="21"/>
         </w:rPr>
-        <w:t>WEEK 18 — THE 415 BLOCK. Easy Zone 2. Strides.</w:t>
+        <w:t>WEEK 18 — THE 500 BLOCK. Easy Zone 2. Strides.</w:t>
       </w:r>
     </w:p>
     <w:p>
@@ -13903,7 +13852,7 @@
           <w:color w:val="6D5F57"/>
           <w:sz w:val="19"/>
         </w:rPr>
-        <w:t>Over ~90 min: sip water regularly and eat every 20-30 min, building toward 60-90 g carbs (~200-300 cal) per hour, plus electrolytes. This rehearses the fuelling you'll live on across the 415.</w:t>
+        <w:t>Over ~90 min: sip water regularly and eat every 20-30 min, building toward 60-90 g carbs (~200-300 cal) per hour, plus electrolytes. This rehearses the fuelling you'll live on across the 500.</w:t>
       </w:r>
     </w:p>
     <w:p>
@@ -13962,7 +13911,7 @@
           <w:color w:val="6D5F57"/>
           <w:sz w:val="19"/>
         </w:rPr>
-        <w:t>Over ~90 min: sip water regularly and eat every 20-30 min, building toward 60-90 g carbs (~200-300 cal) per hour, plus electrolytes. This rehearses the fuelling you'll live on across the 415.</w:t>
+        <w:t>Over ~90 min: sip water regularly and eat every 20-30 min, building toward 60-90 g carbs (~200-300 cal) per hour, plus electrolytes. This rehearses the fuelling you'll live on across the 500.</w:t>
       </w:r>
     </w:p>
     <w:p>
@@ -14000,7 +13949,7 @@
           <w:color w:val="6D5F57"/>
           <w:sz w:val="20"/>
         </w:rPr>
-        <w:t>32 km + 20 km. Heat is arriving — dawn starts, sun protection, extra electrolytes.</w:t>
+        <w:t>32 km + 20 km. Midweek stays short on purpose — the weekend is the work. Heat is arriving: dawn starts, sun protection, extra electrolytes.</w:t>
       </w:r>
     </w:p>
     <w:p>
@@ -14013,7 +13962,7 @@
           <w:color w:val="312824"/>
           <w:sz w:val="23"/>
         </w:rPr>
-        <w:t>Mon · AM Mobility &amp; Reset</w:t>
+        <w:t>Mon · Rest Day</w:t>
       </w:r>
     </w:p>
     <w:p>
@@ -14025,7 +13974,7 @@
           <w:color w:val="9C8D83"/>
           <w:sz w:val="18"/>
         </w:rPr>
-        <w:t>[Mobility]  ~30 min</w:t>
+        <w:t>[Rest]  rest day</w:t>
       </w:r>
     </w:p>
     <w:p>
@@ -14038,7 +13987,7 @@
           <w:color w:val="312824"/>
           <w:sz w:val="21"/>
         </w:rPr>
-        <w:t>WEEK 19 — PEAK I. 30 min mobility + walk.</w:t>
+        <w:t>WEEK 19 — Full passive rest. The overtraining-prevention consensus (ECSS/ACSM) calls for at least one passive rest day every week — in the biggest block, Monday is it. A gentle walk is fine; nothing loaded.</w:t>
       </w:r>
     </w:p>
     <w:p>
@@ -14051,7 +14000,7 @@
           <w:color w:val="312824"/>
           <w:sz w:val="23"/>
         </w:rPr>
-        <w:t>Mon · PM Push — Maintenance</w:t>
+        <w:t>Tue · AM Run — Easy 8 km (5 mi)</w:t>
       </w:r>
     </w:p>
     <w:p>
@@ -14063,58 +14012,7 @@
           <w:color w:val="9C8D83"/>
           <w:sz w:val="18"/>
         </w:rPr>
-        <w:t>[Strength]  ~45 min</w:t>
-      </w:r>
-    </w:p>
-    <w:p>
-      <w:pPr>
-        <w:spacing w:after="80"/>
-      </w:pPr>
-      <w:r>
-        <w:rPr>
-          <w:b w:val="0"/>
-          <w:color w:val="312824"/>
-          <w:sz w:val="21"/>
-        </w:rPr>
-        <w:t>WEEK 19 (RPE 7)</w:t>
-      </w:r>
-    </w:p>
-    <w:p>
-      <w:pPr>
-        <w:spacing w:after="80"/>
-      </w:pPr>
-      <w:r>
-        <w:rPr>
-          <w:b w:val="0"/>
-          <w:color w:val="312824"/>
-          <w:sz w:val="21"/>
-        </w:rPr>
-        <w:t>Bench 3 x 8 • shoulder press 3 x 10 • lateral raise 2 x 15 • band pushdown 2 x 12</w:t>
-      </w:r>
-    </w:p>
-    <w:p>
-      <w:pPr>
-        <w:spacing w:before="120" w:after="20"/>
-      </w:pPr>
-      <w:r>
-        <w:rPr>
-          <w:b/>
-          <w:color w:val="312824"/>
-          <w:sz w:val="23"/>
-        </w:rPr>
-        <w:t>Tue · AM Run — Easy 9 km (5.5 mi)</w:t>
-      </w:r>
-    </w:p>
-    <w:p>
-      <w:pPr>
-        <w:spacing w:after="40"/>
-      </w:pPr>
-      <w:r>
-        <w:rPr>
-          <w:color w:val="9C8D83"/>
-          <w:sz w:val="18"/>
-        </w:rPr>
-        <w:t>[Run]  8.9 km · ~51 min</w:t>
+        <w:t>[Run]  8 km · ~46 min</w:t>
       </w:r>
     </w:p>
     <w:p>
@@ -14161,7 +14059,7 @@
           <w:color w:val="312824"/>
           <w:sz w:val="23"/>
         </w:rPr>
-        <w:t>Tue · PM HYROX Circuit — Moderate</w:t>
+        <w:t>Tue · PM Push — Maintenance</w:t>
       </w:r>
     </w:p>
     <w:p>
@@ -14173,7 +14071,7 @@
           <w:color w:val="9C8D83"/>
           <w:sz w:val="18"/>
         </w:rPr>
-        <w:t>[HYROX]  ~45 min</w:t>
+        <w:t>[Strength]  ~45 min</w:t>
       </w:r>
     </w:p>
     <w:p>
@@ -14186,7 +14084,7 @@
           <w:color w:val="312824"/>
           <w:sz w:val="21"/>
         </w:rPr>
-        <w:t>WEEK 19</w:t>
+        <w:t>WEEK 19 (RPE 7)</w:t>
       </w:r>
     </w:p>
     <w:p>
@@ -14199,7 +14097,7 @@
           <w:color w:val="312824"/>
           <w:sz w:val="21"/>
         </w:rPr>
-        <w:t>4 rounds: 600 m run • 12 wall balls • 15 lunges • 30 kettlebell swings.</w:t>
+        <w:t>Bench 3 x 8 • shoulder press 3 x 10 • lateral raise 2 x 15 • band pushdown 2 x 12</w:t>
       </w:r>
     </w:p>
     <w:p>
@@ -14212,7 +14110,7 @@
           <w:color w:val="312824"/>
           <w:sz w:val="23"/>
         </w:rPr>
-        <w:t>Wed · AM Run — Easy 9 km (5.5 mi)</w:t>
+        <w:t>Wed · AM Run — Easy 8 km (5 mi)</w:t>
       </w:r>
     </w:p>
     <w:p>
@@ -14224,7 +14122,7 @@
           <w:color w:val="9C8D83"/>
           <w:sz w:val="18"/>
         </w:rPr>
-        <w:t>[Run]  8.9 km · ~51 min</w:t>
+        <w:t>[Run]  8 km · ~46 min</w:t>
       </w:r>
     </w:p>
     <w:p>
@@ -14322,7 +14220,7 @@
           <w:color w:val="312824"/>
           <w:sz w:val="23"/>
         </w:rPr>
-        <w:t>Thu · AM Run — Easy 9 km (5.5 mi)</w:t>
+        <w:t>Thu · AM Run — Easy 8 km (5 mi)</w:t>
       </w:r>
     </w:p>
     <w:p>
@@ -14334,7 +14232,7 @@
           <w:color w:val="9C8D83"/>
           <w:sz w:val="18"/>
         </w:rPr>
-        <w:t>[Run]  8.9 km · ~51 min</w:t>
+        <w:t>[Run]  8 km · ~46 min</w:t>
       </w:r>
     </w:p>
     <w:p>
@@ -14575,7 +14473,7 @@
           <w:color w:val="6D5F57"/>
           <w:sz w:val="19"/>
         </w:rPr>
-        <w:t>Over ~90 min: sip water regularly and eat every 20-30 min, building toward 60-90 g carbs (~200-300 cal) per hour, plus electrolytes. This rehearses the fuelling you'll live on across the 415.</w:t>
+        <w:t>Over ~90 min: sip water regularly and eat every 20-30 min, building toward 60-90 g carbs (~200-300 cal) per hour, plus electrolytes. This rehearses the fuelling you'll live on across the 500.</w:t>
       </w:r>
     </w:p>
     <w:p>
@@ -14634,7 +14532,7 @@
           <w:color w:val="6D5F57"/>
           <w:sz w:val="19"/>
         </w:rPr>
-        <w:t>Over ~90 min: sip water regularly and eat every 20-30 min, building toward 60-90 g carbs (~200-300 cal) per hour, plus electrolytes. This rehearses the fuelling you'll live on across the 415.</w:t>
+        <w:t>Over ~90 min: sip water regularly and eat every 20-30 min, building toward 60-90 g carbs (~200-300 cal) per hour, plus electrolytes. This rehearses the fuelling you'll live on across the 500.</w:t>
       </w:r>
     </w:p>
     <w:p>
@@ -14685,7 +14583,7 @@
           <w:color w:val="312824"/>
           <w:sz w:val="23"/>
         </w:rPr>
-        <w:t>Mon · AM Mobility &amp; Reset</w:t>
+        <w:t>Mon · Rest Day</w:t>
       </w:r>
     </w:p>
     <w:p>
@@ -14697,7 +14595,7 @@
           <w:color w:val="9C8D83"/>
           <w:sz w:val="18"/>
         </w:rPr>
-        <w:t>[Mobility]  ~30 min</w:t>
+        <w:t>[Rest]  rest day</w:t>
       </w:r>
     </w:p>
     <w:p>
@@ -14710,7 +14608,7 @@
           <w:color w:val="312824"/>
           <w:sz w:val="21"/>
         </w:rPr>
-        <w:t>WEEK 20 — PEAK II, the biggest week of the plan. 30 min mobility + walk.</w:t>
+        <w:t>WEEK 20 — Full passive rest. The overtraining-prevention consensus (ECSS/ACSM) calls for at least one passive rest day every week — in the biggest block, Monday is it. A gentle walk is fine; nothing loaded.</w:t>
       </w:r>
     </w:p>
     <w:p>
@@ -14723,7 +14621,7 @@
           <w:color w:val="312824"/>
           <w:sz w:val="23"/>
         </w:rPr>
-        <w:t>Mon · PM Push — Maintenance</w:t>
+        <w:t>Tue · AM Run — Easy 8 km (5 mi)</w:t>
       </w:r>
     </w:p>
     <w:p>
@@ -14735,58 +14633,7 @@
           <w:color w:val="9C8D83"/>
           <w:sz w:val="18"/>
         </w:rPr>
-        <w:t>[Strength]  ~45 min</w:t>
-      </w:r>
-    </w:p>
-    <w:p>
-      <w:pPr>
-        <w:spacing w:after="80"/>
-      </w:pPr>
-      <w:r>
-        <w:rPr>
-          <w:b w:val="0"/>
-          <w:color w:val="312824"/>
-          <w:sz w:val="21"/>
-        </w:rPr>
-        <w:t>WEEK 20 (RPE 7)</w:t>
-      </w:r>
-    </w:p>
-    <w:p>
-      <w:pPr>
-        <w:spacing w:after="80"/>
-      </w:pPr>
-      <w:r>
-        <w:rPr>
-          <w:b w:val="0"/>
-          <w:color w:val="312824"/>
-          <w:sz w:val="21"/>
-        </w:rPr>
-        <w:t>Bench 3 x 8 • shoulder press 3 x 10 • lateral raise 2 x 15 • band pushdown 2 x 12</w:t>
-      </w:r>
-    </w:p>
-    <w:p>
-      <w:pPr>
-        <w:spacing w:before="120" w:after="20"/>
-      </w:pPr>
-      <w:r>
-        <w:rPr>
-          <w:b/>
-          <w:color w:val="312824"/>
-          <w:sz w:val="23"/>
-        </w:rPr>
-        <w:t>Tue · AM Run — Easy 9 km (5.5 mi)</w:t>
-      </w:r>
-    </w:p>
-    <w:p>
-      <w:pPr>
-        <w:spacing w:after="40"/>
-      </w:pPr>
-      <w:r>
-        <w:rPr>
-          <w:color w:val="9C8D83"/>
-          <w:sz w:val="18"/>
-        </w:rPr>
-        <w:t>[Run]  8.9 km · ~51 min</w:t>
+        <w:t>[Run]  8 km · ~46 min</w:t>
       </w:r>
     </w:p>
     <w:p>
@@ -14833,7 +14680,7 @@
           <w:color w:val="312824"/>
           <w:sz w:val="23"/>
         </w:rPr>
-        <w:t>Tue · PM HYROX Circuit — Moderate</w:t>
+        <w:t>Tue · PM Push — Maintenance</w:t>
       </w:r>
     </w:p>
     <w:p>
@@ -14845,7 +14692,7 @@
           <w:color w:val="9C8D83"/>
           <w:sz w:val="18"/>
         </w:rPr>
-        <w:t>[HYROX]  ~45 min</w:t>
+        <w:t>[Strength]  ~45 min</w:t>
       </w:r>
     </w:p>
     <w:p>
@@ -14858,7 +14705,7 @@
           <w:color w:val="312824"/>
           <w:sz w:val="21"/>
         </w:rPr>
-        <w:t>WEEK 20</w:t>
+        <w:t>WEEK 20 (RPE 7)</w:t>
       </w:r>
     </w:p>
     <w:p>
@@ -14871,7 +14718,7 @@
           <w:color w:val="312824"/>
           <w:sz w:val="21"/>
         </w:rPr>
-        <w:t>4 rounds: 600 m run • 12 wall balls • 15 lunges • 30 kettlebell swings.</w:t>
+        <w:t>Bench 3 x 8 • shoulder press 3 x 10 • lateral raise 2 x 15 • band pushdown 2 x 12</w:t>
       </w:r>
     </w:p>
     <w:p>
@@ -14884,7 +14731,7 @@
           <w:color w:val="312824"/>
           <w:sz w:val="23"/>
         </w:rPr>
-        <w:t>Wed · AM Run — Easy 9 km (5.5 mi)</w:t>
+        <w:t>Wed · AM Run — Easy 8 km (5 mi)</w:t>
       </w:r>
     </w:p>
     <w:p>
@@ -14896,7 +14743,7 @@
           <w:color w:val="9C8D83"/>
           <w:sz w:val="18"/>
         </w:rPr>
-        <w:t>[Run]  8.9 km · ~51 min</w:t>
+        <w:t>[Run]  8 km · ~46 min</w:t>
       </w:r>
     </w:p>
     <w:p>
@@ -14994,7 +14841,7 @@
           <w:color w:val="312824"/>
           <w:sz w:val="23"/>
         </w:rPr>
-        <w:t>Thu · AM Run — Easy 9 km (5.5 mi)</w:t>
+        <w:t>Thu · AM Run — Easy 8 km (5 mi)</w:t>
       </w:r>
     </w:p>
     <w:p>
@@ -15006,7 +14853,7 @@
           <w:color w:val="9C8D83"/>
           <w:sz w:val="18"/>
         </w:rPr>
-        <w:t>[Run]  8.9 km · ~51 min</w:t>
+        <w:t>[Run]  8 km · ~46 min</w:t>
       </w:r>
     </w:p>
     <w:p>
@@ -15247,7 +15094,7 @@
           <w:color w:val="6D5F57"/>
           <w:sz w:val="19"/>
         </w:rPr>
-        <w:t>Over ~90 min: sip water regularly and eat every 20-30 min, building toward 60-90 g carbs (~200-300 cal) per hour, plus electrolytes. This rehearses the fuelling you'll live on across the 415.</w:t>
+        <w:t>Over ~90 min: sip water regularly and eat every 20-30 min, building toward 60-90 g carbs (~200-300 cal) per hour, plus electrolytes. This rehearses the fuelling you'll live on across the 500.</w:t>
       </w:r>
     </w:p>
     <w:p>
@@ -15306,7 +15153,7 @@
           <w:color w:val="6D5F57"/>
           <w:sz w:val="19"/>
         </w:rPr>
-        <w:t>Over ~90 min: sip water regularly and eat every 20-30 min, building toward 60-90 g carbs (~200-300 cal) per hour, plus electrolytes. This rehearses the fuelling you'll live on across the 415.</w:t>
+        <w:t>Over ~90 min: sip water regularly and eat every 20-30 min, building toward 60-90 g carbs (~200-300 cal) per hour, plus electrolytes. This rehearses the fuelling you'll live on across the 500.</w:t>
       </w:r>
     </w:p>
     <w:p>
@@ -15357,7 +15204,7 @@
           <w:color w:val="312824"/>
           <w:sz w:val="23"/>
         </w:rPr>
-        <w:t>Mon · AM Run — Easy 6.5 km (4 mi)</w:t>
+        <w:t>Mon · Rest Day</w:t>
       </w:r>
     </w:p>
     <w:p>
@@ -15369,7 +15216,7 @@
           <w:color w:val="9C8D83"/>
           <w:sz w:val="18"/>
         </w:rPr>
-        <w:t>[Run]  6.5 km · ~38 min</w:t>
+        <w:t>[Rest]  rest day</w:t>
       </w:r>
     </w:p>
     <w:p>
@@ -15382,7 +15229,45 @@
           <w:color w:val="312824"/>
           <w:sz w:val="21"/>
         </w:rPr>
-        <w:t>WEEK 21 — TAPER 1. Easy, conversational.</w:t>
+        <w:t>WEEK 21 — Full passive rest. The overtraining-prevention consensus (ECSS/ACSM) calls for at least one passive rest day every week — in the biggest block, Monday is it. A gentle walk is fine; nothing loaded.</w:t>
+      </w:r>
+    </w:p>
+    <w:p>
+      <w:pPr>
+        <w:spacing w:before="120" w:after="20"/>
+      </w:pPr>
+      <w:r>
+        <w:rPr>
+          <w:b/>
+          <w:color w:val="312824"/>
+          <w:sz w:val="23"/>
+        </w:rPr>
+        <w:t>Tue · AM Run — Easy 8 km (5 mi)</w:t>
+      </w:r>
+    </w:p>
+    <w:p>
+      <w:pPr>
+        <w:spacing w:after="40"/>
+      </w:pPr>
+      <w:r>
+        <w:rPr>
+          <w:color w:val="9C8D83"/>
+          <w:sz w:val="18"/>
+        </w:rPr>
+        <w:t>[Run]  8 km · ~46 min</w:t>
+      </w:r>
+    </w:p>
+    <w:p>
+      <w:pPr>
+        <w:spacing w:after="80"/>
+      </w:pPr>
+      <w:r>
+        <w:rPr>
+          <w:b w:val="0"/>
+          <w:color w:val="312824"/>
+          <w:sz w:val="21"/>
+        </w:rPr>
+        <w:t>WEEK 21 — TAPER 1. Easy Zone 2.</w:t>
       </w:r>
     </w:p>
     <w:p>
@@ -15416,7 +15301,7 @@
           <w:color w:val="312824"/>
           <w:sz w:val="23"/>
         </w:rPr>
-        <w:t>Mon · PM Push — Light</w:t>
+        <w:t>Tue · PM Push — Light</w:t>
       </w:r>
     </w:p>
     <w:p>
@@ -15467,7 +15352,7 @@
           <w:color w:val="312824"/>
           <w:sz w:val="23"/>
         </w:rPr>
-        <w:t>Tue · AM Run — Easy 8 km (5 mi)</w:t>
+        <w:t>Wed · AM Run — Easy 8 km (5 mi)</w:t>
       </w:r>
     </w:p>
     <w:p>
@@ -15526,7 +15411,7 @@
           <w:color w:val="312824"/>
           <w:sz w:val="23"/>
         </w:rPr>
-        <w:t>Tue · PM HYROX Circuit — Light</w:t>
+        <w:t>Wed · PM Lower Body — Light</w:t>
       </w:r>
     </w:p>
     <w:p>
@@ -15538,7 +15423,7 @@
           <w:color w:val="9C8D83"/>
           <w:sz w:val="18"/>
         </w:rPr>
-        <w:t>[HYROX]  ~35 min</w:t>
+        <w:t>[Strength]  ~40 min</w:t>
       </w:r>
     </w:p>
     <w:p>
@@ -15551,7 +15436,7 @@
           <w:color w:val="312824"/>
           <w:sz w:val="21"/>
         </w:rPr>
-        <w:t>WEEK 21 — TAPER 1</w:t>
+        <w:t>WEEK 21 — TAPER 1 (RPE 6–7)</w:t>
       </w:r>
     </w:p>
     <w:p>
@@ -15564,7 +15449,7 @@
           <w:color w:val="312824"/>
           <w:sz w:val="21"/>
         </w:rPr>
-        <w:t>3 rounds easy: 500 m run • 10 wall balls • 15 lunges • 20 kettlebell swings.</w:t>
+        <w:t>Squat 2 x 8 moderate • Box step-ups 2 x 10/leg • Eccentric box step-downs 2 x 8/leg • RDL 2 x 10 • calf raise 3 x 15 • core</w:t>
       </w:r>
     </w:p>
     <w:p>
@@ -15577,7 +15462,7 @@
           <w:color w:val="312824"/>
           <w:sz w:val="23"/>
         </w:rPr>
-        <w:t>Wed · AM Run — Easy 8 km (5 mi)</w:t>
+        <w:t>Thu · AM Run — Easy 8 km (5 mi)</w:t>
       </w:r>
     </w:p>
     <w:p>
@@ -15602,7 +15487,7 @@
           <w:color w:val="312824"/>
           <w:sz w:val="21"/>
         </w:rPr>
-        <w:t>WEEK 21 — TAPER 1. Easy Zone 2.</w:t>
+        <w:t>WEEK 21 — TAPER 1. Easy Zone 2. 4 x 20 sec strides.</w:t>
       </w:r>
     </w:p>
     <w:p>
@@ -15636,7 +15521,7 @@
           <w:color w:val="312824"/>
           <w:sz w:val="23"/>
         </w:rPr>
-        <w:t>Wed · PM Lower Body — Light</w:t>
+        <w:t>Thu · PM Pull — Light</w:t>
       </w:r>
     </w:p>
     <w:p>
@@ -15674,7 +15559,7 @@
           <w:color w:val="312824"/>
           <w:sz w:val="21"/>
         </w:rPr>
-        <w:t>Squat 2 x 8 moderate • Box step-ups 2 x 10/leg • Eccentric box step-downs 2 x 8/leg • RDL 2 x 10 • calf raise 3 x 15 • core</w:t>
+        <w:t>Band lat pulldown 3 x 10 • DB row 2 x 10/side • face pull 2 x 15 • curl 2 x 12</w:t>
       </w:r>
     </w:p>
     <w:p>
@@ -15687,7 +15572,7 @@
           <w:color w:val="312824"/>
           <w:sz w:val="23"/>
         </w:rPr>
-        <w:t>Thu · AM Run — Easy 8 km (5 mi)</w:t>
+        <w:t>Fri · AM Run — Easy 6.5 km (4 mi)</w:t>
       </w:r>
     </w:p>
     <w:p>
@@ -15699,7 +15584,7 @@
           <w:color w:val="9C8D83"/>
           <w:sz w:val="18"/>
         </w:rPr>
-        <w:t>[Run]  8 km · ~46 min</w:t>
+        <w:t>[Run]  6.5 km · ~38 min</w:t>
       </w:r>
     </w:p>
     <w:p>
@@ -15712,7 +15597,7 @@
           <w:color w:val="312824"/>
           <w:sz w:val="21"/>
         </w:rPr>
-        <w:t>WEEK 21 — TAPER 1. Easy Zone 2. 4 x 20 sec strides.</w:t>
+        <w:t>WEEK 21 — TAPER 1. Short and easy.</w:t>
       </w:r>
     </w:p>
     <w:p>
@@ -15746,7 +15631,7 @@
           <w:color w:val="312824"/>
           <w:sz w:val="23"/>
         </w:rPr>
-        <w:t>Thu · PM Pull — Light</w:t>
+        <w:t>Sat · Long Run — 26 km (16 mi)</w:t>
       </w:r>
     </w:p>
     <w:p>
@@ -15758,7 +15643,7 @@
           <w:color w:val="9C8D83"/>
           <w:sz w:val="18"/>
         </w:rPr>
-        <w:t>[Strength]  ~40 min</w:t>
+        <w:t>[Long]  26 km · ~150 min</w:t>
       </w:r>
     </w:p>
     <w:p>
@@ -15771,58 +15656,7 @@
           <w:color w:val="312824"/>
           <w:sz w:val="21"/>
         </w:rPr>
-        <w:t>WEEK 21 — TAPER 1 (RPE 6–7)</w:t>
-      </w:r>
-    </w:p>
-    <w:p>
-      <w:pPr>
-        <w:spacing w:after="80"/>
-      </w:pPr>
-      <w:r>
-        <w:rPr>
-          <w:b w:val="0"/>
-          <w:color w:val="312824"/>
-          <w:sz w:val="21"/>
-        </w:rPr>
-        <w:t>Band lat pulldown 3 x 10 • DB row 2 x 10/side • face pull 2 x 15 • curl 2 x 12</w:t>
-      </w:r>
-    </w:p>
-    <w:p>
-      <w:pPr>
-        <w:spacing w:before="120" w:after="20"/>
-      </w:pPr>
-      <w:r>
-        <w:rPr>
-          <w:b/>
-          <w:color w:val="312824"/>
-          <w:sz w:val="23"/>
-        </w:rPr>
-        <w:t>Fri · AM Run — Easy 6.5 km (4 mi)</w:t>
-      </w:r>
-    </w:p>
-    <w:p>
-      <w:pPr>
-        <w:spacing w:after="40"/>
-      </w:pPr>
-      <w:r>
-        <w:rPr>
-          <w:color w:val="9C8D83"/>
-          <w:sz w:val="18"/>
-        </w:rPr>
-        <w:t>[Run]  6.5 km · ~38 min</w:t>
-      </w:r>
-    </w:p>
-    <w:p>
-      <w:pPr>
-        <w:spacing w:after="80"/>
-      </w:pPr>
-      <w:r>
-        <w:rPr>
-          <w:b w:val="0"/>
-          <w:color w:val="312824"/>
-          <w:sz w:val="21"/>
-        </w:rPr>
-        <w:t>WEEK 21 — TAPER 1. Short and easy.</w:t>
+        <w:t>WEEK 21 — TAPER 1. Last big long run. Run/walk rhythm, full kit — everything on autopilot now.</w:t>
       </w:r>
     </w:p>
     <w:p>
@@ -15843,7 +15677,7 @@
           <w:color w:val="6D5F57"/>
           <w:sz w:val="19"/>
         </w:rPr>
-        <w:t>Under ~90 min, water is enough. Eat normally before and after.</w:t>
+        <w:t>Over ~90 min: sip water regularly and eat every 20-30 min, building toward 60-90 g carbs (~200-300 cal) per hour, plus electrolytes. This rehearses the fuelling you'll live on across the 500.</w:t>
       </w:r>
     </w:p>
     <w:p>
@@ -15856,7 +15690,7 @@
           <w:color w:val="312824"/>
           <w:sz w:val="23"/>
         </w:rPr>
-        <w:t>Sat · Long Run — 26 km (16 mi)</w:t>
+        <w:t>Sun · Back-to-Back Run — 14 km (8.7 mi)</w:t>
       </w:r>
     </w:p>
     <w:p>
@@ -15868,7 +15702,7 @@
           <w:color w:val="9C8D83"/>
           <w:sz w:val="18"/>
         </w:rPr>
-        <w:t>[Long]  26 km · ~150 min</w:t>
+        <w:t>[B2B]  14 km · ~84 min</w:t>
       </w:r>
     </w:p>
     <w:p>
@@ -15881,7 +15715,7 @@
           <w:color w:val="312824"/>
           <w:sz w:val="21"/>
         </w:rPr>
-        <w:t>WEEK 21 — TAPER 1. Last big long run. Run/walk rhythm, full kit — everything on autopilot now.</w:t>
+        <w:t>WEEK 21 — TAPER 1. Last real back-to-back before the expedition. Easy.</w:t>
       </w:r>
     </w:p>
     <w:p>
@@ -15902,7 +15736,45 @@
           <w:color w:val="6D5F57"/>
           <w:sz w:val="19"/>
         </w:rPr>
-        <w:t>Over ~90 min: sip water regularly and eat every 20-30 min, building toward 60-90 g carbs (~200-300 cal) per hour, plus electrolytes. This rehearses the fuelling you'll live on across the 415.</w:t>
+        <w:t>Over ~90 min: sip water regularly and eat every 20-30 min, building toward 60-90 g carbs (~200-300 cal) per hour, plus electrolytes. This rehearses the fuelling you'll live on across the 500.</w:t>
+      </w:r>
+    </w:p>
+    <w:p>
+      <w:r>
+        <w:br w:type="page"/>
+      </w:r>
+    </w:p>
+    <w:p>
+      <w:r>
+        <w:rPr>
+          <w:b/>
+          <w:color w:val="8F3A50"/>
+          <w:sz w:val="32"/>
+        </w:rPr>
+        <w:t>Week 22 · 7-13 Dec</w:t>
+      </w:r>
+    </w:p>
+    <w:p>
+      <w:r>
+        <w:rPr>
+          <w:b/>
+          <w:color w:val="5D6E57"/>
+          <w:sz w:val="22"/>
+        </w:rPr>
+        <w:t>Taper  ·  Taper 2</w:t>
+      </w:r>
+    </w:p>
+    <w:p>
+      <w:pPr>
+        <w:spacing w:after="160"/>
+      </w:pPr>
+      <w:r>
+        <w:rPr>
+          <w:i/>
+          <w:color w:val="6D5F57"/>
+          <w:sz w:val="20"/>
+        </w:rPr>
+        <w:t>Fresh beats fit from here. Strength goes maintenance-only.</w:t>
       </w:r>
     </w:p>
     <w:p>
@@ -15915,7 +15787,7 @@
           <w:color w:val="312824"/>
           <w:sz w:val="23"/>
         </w:rPr>
-        <w:t>Sun · Back-to-Back Run — 14 km (8.7 mi)</w:t>
+        <w:t>Mon · AM Run — Easy 6.5 km (4 mi)</w:t>
       </w:r>
     </w:p>
     <w:p>
@@ -15927,7 +15799,7 @@
           <w:color w:val="9C8D83"/>
           <w:sz w:val="18"/>
         </w:rPr>
-        <w:t>[B2B]  14 km · ~84 min</w:t>
+        <w:t>[Run]  6.5 km · ~38 min</w:t>
       </w:r>
     </w:p>
     <w:p>
@@ -15940,7 +15812,7 @@
           <w:color w:val="312824"/>
           <w:sz w:val="21"/>
         </w:rPr>
-        <w:t>WEEK 21 — TAPER 1. Last real back-to-back before the expedition. Easy.</w:t>
+        <w:t>WEEK 22 — TAPER 2. Easy, conversational.</w:t>
       </w:r>
     </w:p>
     <w:p>
@@ -15961,7 +15833,480 @@
           <w:color w:val="6D5F57"/>
           <w:sz w:val="19"/>
         </w:rPr>
-        <w:t>Over ~90 min: sip water regularly and eat every 20-30 min, building toward 60-90 g carbs (~200-300 cal) per hour, plus electrolytes. This rehearses the fuelling you'll live on across the 415.</w:t>
+        <w:t>Under ~90 min, water is enough. Eat normally before and after.</w:t>
+      </w:r>
+    </w:p>
+    <w:p>
+      <w:pPr>
+        <w:spacing w:before="120" w:after="20"/>
+      </w:pPr>
+      <w:r>
+        <w:rPr>
+          <w:b/>
+          <w:color w:val="312824"/>
+          <w:sz w:val="23"/>
+        </w:rPr>
+        <w:t>Mon · PM Full-Body — Light</w:t>
+      </w:r>
+    </w:p>
+    <w:p>
+      <w:pPr>
+        <w:spacing w:after="40"/>
+      </w:pPr>
+      <w:r>
+        <w:rPr>
+          <w:color w:val="9C8D83"/>
+          <w:sz w:val="18"/>
+        </w:rPr>
+        <w:t>[Strength]  ~40 min</w:t>
+      </w:r>
+    </w:p>
+    <w:p>
+      <w:pPr>
+        <w:spacing w:after="80"/>
+      </w:pPr>
+      <w:r>
+        <w:rPr>
+          <w:b w:val="0"/>
+          <w:color w:val="312824"/>
+          <w:sz w:val="21"/>
+        </w:rPr>
+        <w:t>WEEK 22 — TAPER 2 (RPE 6)</w:t>
+      </w:r>
+    </w:p>
+    <w:p>
+      <w:pPr>
+        <w:spacing w:after="80"/>
+      </w:pPr>
+      <w:r>
+        <w:rPr>
+          <w:b w:val="0"/>
+          <w:color w:val="312824"/>
+          <w:sz w:val="21"/>
+        </w:rPr>
+        <w:t>Bench 2 x 8 • squat 2 x 8 light • band row 2 x 10 • core. Strength is maintenance-only from here.</w:t>
+      </w:r>
+    </w:p>
+    <w:p>
+      <w:pPr>
+        <w:spacing w:before="120" w:after="20"/>
+      </w:pPr>
+      <w:r>
+        <w:rPr>
+          <w:b/>
+          <w:color w:val="312824"/>
+          <w:sz w:val="23"/>
+        </w:rPr>
+        <w:t>Tue · AM Run — Easy 8 km (5 mi)</w:t>
+      </w:r>
+    </w:p>
+    <w:p>
+      <w:pPr>
+        <w:spacing w:after="40"/>
+      </w:pPr>
+      <w:r>
+        <w:rPr>
+          <w:color w:val="9C8D83"/>
+          <w:sz w:val="18"/>
+        </w:rPr>
+        <w:t>[Run]  8 km · ~46 min</w:t>
+      </w:r>
+    </w:p>
+    <w:p>
+      <w:pPr>
+        <w:spacing w:after="80"/>
+      </w:pPr>
+      <w:r>
+        <w:rPr>
+          <w:b w:val="0"/>
+          <w:color w:val="312824"/>
+          <w:sz w:val="21"/>
+        </w:rPr>
+        <w:t>WEEK 22 — TAPER 2. Easy Zone 2.</w:t>
+      </w:r>
+    </w:p>
+    <w:p>
+      <w:pPr>
+        <w:spacing w:after="60"/>
+      </w:pPr>
+      <w:r>
+        <w:rPr>
+          <w:b/>
+          <w:color w:val="5D6E57"/>
+          <w:sz w:val="19"/>
+        </w:rPr>
+        <w:t xml:space="preserve">Fuel:  </w:t>
+      </w:r>
+      <w:r>
+        <w:rPr>
+          <w:i/>
+          <w:color w:val="6D5F57"/>
+          <w:sz w:val="19"/>
+        </w:rPr>
+        <w:t>Under ~90 min, water is enough. Eat normally before and after.</w:t>
+      </w:r>
+    </w:p>
+    <w:p>
+      <w:pPr>
+        <w:spacing w:before="120" w:after="20"/>
+      </w:pPr>
+      <w:r>
+        <w:rPr>
+          <w:b/>
+          <w:color w:val="312824"/>
+          <w:sz w:val="23"/>
+        </w:rPr>
+        <w:t>Wed · AM Run — Easy 6.5 km (4 mi)</w:t>
+      </w:r>
+    </w:p>
+    <w:p>
+      <w:pPr>
+        <w:spacing w:after="40"/>
+      </w:pPr>
+      <w:r>
+        <w:rPr>
+          <w:color w:val="9C8D83"/>
+          <w:sz w:val="18"/>
+        </w:rPr>
+        <w:t>[Run]  6.5 km · ~38 min</w:t>
+      </w:r>
+    </w:p>
+    <w:p>
+      <w:pPr>
+        <w:spacing w:after="80"/>
+      </w:pPr>
+      <w:r>
+        <w:rPr>
+          <w:b w:val="0"/>
+          <w:color w:val="312824"/>
+          <w:sz w:val="21"/>
+        </w:rPr>
+        <w:t>WEEK 22 — TAPER 2. Easy.</w:t>
+      </w:r>
+    </w:p>
+    <w:p>
+      <w:pPr>
+        <w:spacing w:after="60"/>
+      </w:pPr>
+      <w:r>
+        <w:rPr>
+          <w:b/>
+          <w:color w:val="5D6E57"/>
+          <w:sz w:val="19"/>
+        </w:rPr>
+        <w:t xml:space="preserve">Fuel:  </w:t>
+      </w:r>
+      <w:r>
+        <w:rPr>
+          <w:i/>
+          <w:color w:val="6D5F57"/>
+          <w:sz w:val="19"/>
+        </w:rPr>
+        <w:t>Under ~90 min, water is enough. Eat normally before and after.</w:t>
+      </w:r>
+    </w:p>
+    <w:p>
+      <w:pPr>
+        <w:spacing w:before="120" w:after="20"/>
+      </w:pPr>
+      <w:r>
+        <w:rPr>
+          <w:b/>
+          <w:color w:val="312824"/>
+          <w:sz w:val="23"/>
+        </w:rPr>
+        <w:t>Wed · PM Mobility — 30 min</w:t>
+      </w:r>
+    </w:p>
+    <w:p>
+      <w:pPr>
+        <w:spacing w:after="40"/>
+      </w:pPr>
+      <w:r>
+        <w:rPr>
+          <w:color w:val="9C8D83"/>
+          <w:sz w:val="18"/>
+        </w:rPr>
+        <w:t>[Mobility]  ~30 min</w:t>
+      </w:r>
+    </w:p>
+    <w:p>
+      <w:pPr>
+        <w:spacing w:after="80"/>
+      </w:pPr>
+      <w:r>
+        <w:rPr>
+          <w:b w:val="0"/>
+          <w:color w:val="312824"/>
+          <w:sz w:val="21"/>
+        </w:rPr>
+        <w:t>WEEK 22 — Hips, calves, feet. Start finalising expedition logistics with the crew.</w:t>
+      </w:r>
+    </w:p>
+    <w:p>
+      <w:pPr>
+        <w:spacing w:before="120" w:after="20"/>
+      </w:pPr>
+      <w:r>
+        <w:rPr>
+          <w:b/>
+          <w:color w:val="312824"/>
+          <w:sz w:val="23"/>
+        </w:rPr>
+        <w:t>Thu · AM Run — Easy 8 km (5 mi)</w:t>
+      </w:r>
+    </w:p>
+    <w:p>
+      <w:pPr>
+        <w:spacing w:after="40"/>
+      </w:pPr>
+      <w:r>
+        <w:rPr>
+          <w:color w:val="9C8D83"/>
+          <w:sz w:val="18"/>
+        </w:rPr>
+        <w:t>[Run]  8 km · ~46 min</w:t>
+      </w:r>
+    </w:p>
+    <w:p>
+      <w:pPr>
+        <w:spacing w:after="80"/>
+      </w:pPr>
+      <w:r>
+        <w:rPr>
+          <w:b w:val="0"/>
+          <w:color w:val="312824"/>
+          <w:sz w:val="21"/>
+        </w:rPr>
+        <w:t>WEEK 22 — TAPER 2. Easy Zone 2. Strides.</w:t>
+      </w:r>
+    </w:p>
+    <w:p>
+      <w:pPr>
+        <w:spacing w:after="60"/>
+      </w:pPr>
+      <w:r>
+        <w:rPr>
+          <w:b/>
+          <w:color w:val="5D6E57"/>
+          <w:sz w:val="19"/>
+        </w:rPr>
+        <w:t xml:space="preserve">Fuel:  </w:t>
+      </w:r>
+      <w:r>
+        <w:rPr>
+          <w:i/>
+          <w:color w:val="6D5F57"/>
+          <w:sz w:val="19"/>
+        </w:rPr>
+        <w:t>Under ~90 min, water is enough. Eat normally before and after.</w:t>
+      </w:r>
+    </w:p>
+    <w:p>
+      <w:pPr>
+        <w:spacing w:before="120" w:after="20"/>
+      </w:pPr>
+      <w:r>
+        <w:rPr>
+          <w:b/>
+          <w:color w:val="312824"/>
+          <w:sz w:val="23"/>
+        </w:rPr>
+        <w:t>Thu · PM Full-Body — Light</w:t>
+      </w:r>
+    </w:p>
+    <w:p>
+      <w:pPr>
+        <w:spacing w:after="40"/>
+      </w:pPr>
+      <w:r>
+        <w:rPr>
+          <w:color w:val="9C8D83"/>
+          <w:sz w:val="18"/>
+        </w:rPr>
+        <w:t>[Strength]  ~40 min</w:t>
+      </w:r>
+    </w:p>
+    <w:p>
+      <w:pPr>
+        <w:spacing w:after="80"/>
+      </w:pPr>
+      <w:r>
+        <w:rPr>
+          <w:b w:val="0"/>
+          <w:color w:val="312824"/>
+          <w:sz w:val="21"/>
+        </w:rPr>
+        <w:t>WEEK 22 — TAPER 2 (RPE 6)</w:t>
+      </w:r>
+    </w:p>
+    <w:p>
+      <w:pPr>
+        <w:spacing w:after="80"/>
+      </w:pPr>
+      <w:r>
+        <w:rPr>
+          <w:b w:val="0"/>
+          <w:color w:val="312824"/>
+          <w:sz w:val="21"/>
+        </w:rPr>
+        <w:t>Trap-bar deadlift 2 x 6 light • shoulder press 2 x 10 • pull-ups 2 x 8 • core</w:t>
+      </w:r>
+    </w:p>
+    <w:p>
+      <w:pPr>
+        <w:spacing w:before="120" w:after="20"/>
+      </w:pPr>
+      <w:r>
+        <w:rPr>
+          <w:b/>
+          <w:color w:val="312824"/>
+          <w:sz w:val="23"/>
+        </w:rPr>
+        <w:t>Fri · Rest Day</w:t>
+      </w:r>
+    </w:p>
+    <w:p>
+      <w:pPr>
+        <w:spacing w:after="40"/>
+      </w:pPr>
+      <w:r>
+        <w:rPr>
+          <w:color w:val="9C8D83"/>
+          <w:sz w:val="18"/>
+        </w:rPr>
+        <w:t>[Rest]  rest day</w:t>
+      </w:r>
+    </w:p>
+    <w:p>
+      <w:pPr>
+        <w:spacing w:after="80"/>
+      </w:pPr>
+      <w:r>
+        <w:rPr>
+          <w:b w:val="0"/>
+          <w:color w:val="312824"/>
+          <w:sz w:val="21"/>
+        </w:rPr>
+        <w:t>WEEK 22 — Full rest.</w:t>
+      </w:r>
+    </w:p>
+    <w:p>
+      <w:pPr>
+        <w:spacing w:before="120" w:after="20"/>
+      </w:pPr>
+      <w:r>
+        <w:rPr>
+          <w:b/>
+          <w:color w:val="312824"/>
+          <w:sz w:val="23"/>
+        </w:rPr>
+        <w:t>Sat · Long Run — 18 km (11 mi)</w:t>
+      </w:r>
+    </w:p>
+    <w:p>
+      <w:pPr>
+        <w:spacing w:after="40"/>
+      </w:pPr>
+      <w:r>
+        <w:rPr>
+          <w:color w:val="9C8D83"/>
+          <w:sz w:val="18"/>
+        </w:rPr>
+        <w:t>[Long]  18 km · ~104 min</w:t>
+      </w:r>
+    </w:p>
+    <w:p>
+      <w:pPr>
+        <w:spacing w:after="80"/>
+      </w:pPr>
+      <w:r>
+        <w:rPr>
+          <w:b w:val="0"/>
+          <w:color w:val="312824"/>
+          <w:sz w:val="21"/>
+        </w:rPr>
+        <w:t>WEEK 22 — TAPER 2. Easy, full kit, no heroics.</w:t>
+      </w:r>
+    </w:p>
+    <w:p>
+      <w:pPr>
+        <w:spacing w:after="60"/>
+      </w:pPr>
+      <w:r>
+        <w:rPr>
+          <w:b/>
+          <w:color w:val="5D6E57"/>
+          <w:sz w:val="19"/>
+        </w:rPr>
+        <w:t xml:space="preserve">Fuel:  </w:t>
+      </w:r>
+      <w:r>
+        <w:rPr>
+          <w:i/>
+          <w:color w:val="6D5F57"/>
+          <w:sz w:val="19"/>
+        </w:rPr>
+        <w:t>Over ~90 min: sip water regularly and eat every 20-30 min, building toward 60-90 g carbs (~200-300 cal) per hour, plus electrolytes. This rehearses the fuelling you'll live on across the 500.</w:t>
+      </w:r>
+    </w:p>
+    <w:p>
+      <w:pPr>
+        <w:spacing w:before="120" w:after="20"/>
+      </w:pPr>
+      <w:r>
+        <w:rPr>
+          <w:b/>
+          <w:color w:val="312824"/>
+          <w:sz w:val="23"/>
+        </w:rPr>
+        <w:t>Sun · Back-to-Back Run — 10 km (6 mi)</w:t>
+      </w:r>
+    </w:p>
+    <w:p>
+      <w:pPr>
+        <w:spacing w:after="40"/>
+      </w:pPr>
+      <w:r>
+        <w:rPr>
+          <w:color w:val="9C8D83"/>
+          <w:sz w:val="18"/>
+        </w:rPr>
+        <w:t>[B2B]  10 km · ~60 min</w:t>
+      </w:r>
+    </w:p>
+    <w:p>
+      <w:pPr>
+        <w:spacing w:after="80"/>
+      </w:pPr>
+      <w:r>
+        <w:rPr>
+          <w:b w:val="0"/>
+          <w:color w:val="312824"/>
+          <w:sz w:val="21"/>
+        </w:rPr>
+        <w:t>WEEK 22 — TAPER 2. Short and easy.</w:t>
+      </w:r>
+    </w:p>
+    <w:p>
+      <w:pPr>
+        <w:spacing w:after="60"/>
+      </w:pPr>
+      <w:r>
+        <w:rPr>
+          <w:b/>
+          <w:color w:val="5D6E57"/>
+          <w:sz w:val="19"/>
+        </w:rPr>
+        <w:t xml:space="preserve">Fuel:  </w:t>
+      </w:r>
+      <w:r>
+        <w:rPr>
+          <w:i/>
+          <w:color w:val="6D5F57"/>
+          <w:sz w:val="19"/>
+        </w:rPr>
+        <w:t>Under ~90 min, water is enough. Eat normally before and after.</w:t>
       </w:r>
     </w:p>
     <w:p>
@@ -15976,7 +16321,7 @@
           <w:color w:val="8F3A50"/>
           <w:sz w:val="32"/>
         </w:rPr>
-        <w:t>Week 22 · 7-13 Dec</w:t>
+        <w:t>Week 23 · 14-20 Dec</w:t>
       </w:r>
     </w:p>
     <w:p>
@@ -15986,7 +16331,7 @@
           <w:color w:val="5D6E57"/>
           <w:sz w:val="22"/>
         </w:rPr>
-        <w:t>Taper  ·  Taper 2</w:t>
+        <w:t>Taper  ·  Taper 3 · getting springy</w:t>
       </w:r>
     </w:p>
     <w:p>
@@ -15999,7 +16344,7 @@
           <w:color w:val="6D5F57"/>
           <w:sz w:val="20"/>
         </w:rPr>
-        <w:t>Fresh beats fit from here. Strength goes maintenance-only.</w:t>
+        <w:t>Legs should be starting to feel springy. Confirm crew, accommodation, support vehicle.</w:t>
       </w:r>
     </w:p>
     <w:p>
@@ -16037,7 +16382,7 @@
           <w:color w:val="312824"/>
           <w:sz w:val="21"/>
         </w:rPr>
-        <w:t>WEEK 22 — TAPER 2. Easy, conversational.</w:t>
+        <w:t>WEEK 23 — TAPER 3. Easy + 4 x 20 sec strides. Legs should be starting to feel springy.</w:t>
       </w:r>
     </w:p>
     <w:p>
@@ -16071,7 +16416,7 @@
           <w:color w:val="312824"/>
           <w:sz w:val="23"/>
         </w:rPr>
-        <w:t>Mon · PM Full-Body — Light</w:t>
+        <w:t>Tue · AM Run — Easy 5 km (3 mi)</w:t>
       </w:r>
     </w:p>
     <w:p>
@@ -16083,7 +16428,7 @@
           <w:color w:val="9C8D83"/>
           <w:sz w:val="18"/>
         </w:rPr>
-        <w:t>[Strength]  ~40 min</w:t>
+        <w:t>[Run]  5 km · ~29 min</w:t>
       </w:r>
     </w:p>
     <w:p>
@@ -16096,58 +16441,7 @@
           <w:color w:val="312824"/>
           <w:sz w:val="21"/>
         </w:rPr>
-        <w:t>WEEK 22 — TAPER 2 (RPE 6)</w:t>
-      </w:r>
-    </w:p>
-    <w:p>
-      <w:pPr>
-        <w:spacing w:after="80"/>
-      </w:pPr>
-      <w:r>
-        <w:rPr>
-          <w:b w:val="0"/>
-          <w:color w:val="312824"/>
-          <w:sz w:val="21"/>
-        </w:rPr>
-        <w:t>Bench 2 x 8 • squat 2 x 8 light • band row 2 x 10 • core. Strength is maintenance-only from here.</w:t>
-      </w:r>
-    </w:p>
-    <w:p>
-      <w:pPr>
-        <w:spacing w:before="120" w:after="20"/>
-      </w:pPr>
-      <w:r>
-        <w:rPr>
-          <w:b/>
-          <w:color w:val="312824"/>
-          <w:sz w:val="23"/>
-        </w:rPr>
-        <w:t>Tue · AM Run — Easy 8 km (5 mi)</w:t>
-      </w:r>
-    </w:p>
-    <w:p>
-      <w:pPr>
-        <w:spacing w:after="40"/>
-      </w:pPr>
-      <w:r>
-        <w:rPr>
-          <w:color w:val="9C8D83"/>
-          <w:sz w:val="18"/>
-        </w:rPr>
-        <w:t>[Run]  8 km · ~46 min</w:t>
-      </w:r>
-    </w:p>
-    <w:p>
-      <w:pPr>
-        <w:spacing w:after="80"/>
-      </w:pPr>
-      <w:r>
-        <w:rPr>
-          <w:b w:val="0"/>
-          <w:color w:val="312824"/>
-          <w:sz w:val="21"/>
-        </w:rPr>
-        <w:t>WEEK 22 — TAPER 2. Easy Zone 2.</w:t>
+        <w:t>WEEK 23 — TAPER 3. Very easy.</w:t>
       </w:r>
     </w:p>
     <w:p>
@@ -16181,7 +16475,7 @@
           <w:color w:val="312824"/>
           <w:sz w:val="23"/>
         </w:rPr>
-        <w:t>Wed · AM Run — Easy 6.5 km (4 mi)</w:t>
+        <w:t>Tue · PM Mobility — 30 min</w:t>
       </w:r>
     </w:p>
     <w:p>
@@ -16193,6 +16487,82 @@
           <w:color w:val="9C8D83"/>
           <w:sz w:val="18"/>
         </w:rPr>
+        <w:t>[Mobility]  ~30 min</w:t>
+      </w:r>
+    </w:p>
+    <w:p>
+      <w:pPr>
+        <w:spacing w:after="80"/>
+      </w:pPr>
+      <w:r>
+        <w:rPr>
+          <w:b w:val="0"/>
+          <w:color w:val="312824"/>
+          <w:sz w:val="21"/>
+        </w:rPr>
+        <w:t>WEEK 23 — Gentle full-body. Confirm crew roster, accommodation and support vehicle this week.</w:t>
+      </w:r>
+    </w:p>
+    <w:p>
+      <w:pPr>
+        <w:spacing w:before="120" w:after="20"/>
+      </w:pPr>
+      <w:r>
+        <w:rPr>
+          <w:b/>
+          <w:color w:val="312824"/>
+          <w:sz w:val="23"/>
+        </w:rPr>
+        <w:t>Wed · Rest Day</w:t>
+      </w:r>
+    </w:p>
+    <w:p>
+      <w:pPr>
+        <w:spacing w:after="40"/>
+      </w:pPr>
+      <w:r>
+        <w:rPr>
+          <w:color w:val="9C8D83"/>
+          <w:sz w:val="18"/>
+        </w:rPr>
+        <w:t>[Rest]  rest day</w:t>
+      </w:r>
+    </w:p>
+    <w:p>
+      <w:pPr>
+        <w:spacing w:after="80"/>
+      </w:pPr>
+      <w:r>
+        <w:rPr>
+          <w:b w:val="0"/>
+          <w:color w:val="312824"/>
+          <w:sz w:val="21"/>
+        </w:rPr>
+        <w:t>WEEK 23 — Full rest.</w:t>
+      </w:r>
+    </w:p>
+    <w:p>
+      <w:pPr>
+        <w:spacing w:before="120" w:after="20"/>
+      </w:pPr>
+      <w:r>
+        <w:rPr>
+          <w:b/>
+          <w:color w:val="312824"/>
+          <w:sz w:val="23"/>
+        </w:rPr>
+        <w:t>Thu · AM Run — Easy 6.5 km (4 mi)</w:t>
+      </w:r>
+    </w:p>
+    <w:p>
+      <w:pPr>
+        <w:spacing w:after="40"/>
+      </w:pPr>
+      <w:r>
+        <w:rPr>
+          <w:color w:val="9C8D83"/>
+          <w:sz w:val="18"/>
+        </w:rPr>
         <w:t>[Run]  6.5 km · ~38 min</w:t>
       </w:r>
     </w:p>
@@ -16206,7 +16576,7 @@
           <w:color w:val="312824"/>
           <w:sz w:val="21"/>
         </w:rPr>
-        <w:t>WEEK 22 — TAPER 2. Easy.</w:t>
+        <w:t>WEEK 23 — TAPER 3. Easy + strides.</w:t>
       </w:r>
     </w:p>
     <w:p>
@@ -16240,7 +16610,7 @@
           <w:color w:val="312824"/>
           <w:sz w:val="23"/>
         </w:rPr>
-        <w:t>Wed · PM Mobility — 30 min</w:t>
+        <w:t>Fri · Full-Body — Very Light</w:t>
       </w:r>
     </w:p>
     <w:p>
@@ -16252,7 +16622,7 @@
           <w:color w:val="9C8D83"/>
           <w:sz w:val="18"/>
         </w:rPr>
-        <w:t>[Mobility]  ~30 min</w:t>
+        <w:t>[Strength]  ~30 min</w:t>
       </w:r>
     </w:p>
     <w:p>
@@ -16265,7 +16635,20 @@
           <w:color w:val="312824"/>
           <w:sz w:val="21"/>
         </w:rPr>
-        <w:t>WEEK 22 — Hips, calves, feet. Start finalising expedition logistics with the crew.</w:t>
+        <w:t>WEEK 23 — TAPER 3 (RPE 5–6, last gym session before the run)</w:t>
+      </w:r>
+    </w:p>
+    <w:p>
+      <w:pPr>
+        <w:spacing w:after="80"/>
+      </w:pPr>
+      <w:r>
+        <w:rPr>
+          <w:b w:val="0"/>
+          <w:color w:val="312824"/>
+          <w:sz w:val="21"/>
+        </w:rPr>
+        <w:t>Goblet squat 2 x 10 • push-ups 2 x 12 • band row 2 x 15 • core. Just keeping the body switched on.</w:t>
       </w:r>
     </w:p>
     <w:p>
@@ -16278,7 +16661,7 @@
           <w:color w:val="312824"/>
           <w:sz w:val="23"/>
         </w:rPr>
-        <w:t>Thu · AM Run — Easy 8 km (5 mi)</w:t>
+        <w:t>Sat · Long Run — 13 km (8 mi)</w:t>
       </w:r>
     </w:p>
     <w:p>
@@ -16290,7 +16673,7 @@
           <w:color w:val="9C8D83"/>
           <w:sz w:val="18"/>
         </w:rPr>
-        <w:t>[Run]  8 km · ~46 min</w:t>
+        <w:t>[Long]  13 km · ~75 min</w:t>
       </w:r>
     </w:p>
     <w:p>
@@ -16303,7 +16686,7 @@
           <w:color w:val="312824"/>
           <w:sz w:val="21"/>
         </w:rPr>
-        <w:t>WEEK 22 — TAPER 2. Easy Zone 2. Strides.</w:t>
+        <w:t>WEEK 23 — TAPER 3. Final long run — minimum distance, maximum ease. Visualise Stage 1 while you run.</w:t>
       </w:r>
     </w:p>
     <w:p>
@@ -16324,7 +16707,7 @@
           <w:color w:val="6D5F57"/>
           <w:sz w:val="19"/>
         </w:rPr>
-        <w:t>Under ~90 min, water is enough. Eat normally before and after.</w:t>
+        <w:t>Over ~90 min: sip water regularly and eat every 20-30 min, building toward 60-90 g carbs (~200-300 cal) per hour, plus electrolytes. This rehearses the fuelling you'll live on across the 500.</w:t>
       </w:r>
     </w:p>
     <w:p>
@@ -16337,7 +16720,7 @@
           <w:color w:val="312824"/>
           <w:sz w:val="23"/>
         </w:rPr>
-        <w:t>Thu · PM Full-Body — Light</w:t>
+        <w:t>Sun · Rest Day</w:t>
       </w:r>
     </w:p>
     <w:p>
@@ -16349,7 +16732,7 @@
           <w:color w:val="9C8D83"/>
           <w:sz w:val="18"/>
         </w:rPr>
-        <w:t>[Strength]  ~40 min</w:t>
+        <w:t>[Rest]  rest day</w:t>
       </w:r>
     </w:p>
     <w:p>
@@ -16362,20 +16745,45 @@
           <w:color w:val="312824"/>
           <w:sz w:val="21"/>
         </w:rPr>
-        <w:t>WEEK 22 — TAPER 2 (RPE 6)</w:t>
-      </w:r>
-    </w:p>
-    <w:p>
-      <w:pPr>
-        <w:spacing w:after="80"/>
-      </w:pPr>
-      <w:r>
-        <w:rPr>
-          <w:b w:val="0"/>
-          <w:color w:val="312824"/>
-          <w:sz w:val="21"/>
-        </w:rPr>
-        <w:t>Trap-bar deadlift 2 x 6 light • shoulder press 2 x 10 • pull-ups 2 x 8 • core</w:t>
+        <w:t>WEEK 23 — Full rest. Race week begins tomorrow.</w:t>
+      </w:r>
+    </w:p>
+    <w:p>
+      <w:r>
+        <w:br w:type="page"/>
+      </w:r>
+    </w:p>
+    <w:p>
+      <w:r>
+        <w:rPr>
+          <w:b/>
+          <w:color w:val="8F3A50"/>
+          <w:sz w:val="32"/>
+        </w:rPr>
+        <w:t>Week 24 · 21-27 Dec</w:t>
+      </w:r>
+    </w:p>
+    <w:p>
+      <w:r>
+        <w:rPr>
+          <w:b/>
+          <w:color w:val="5D6E57"/>
+          <w:sz w:val="22"/>
+        </w:rPr>
+        <w:t>Taper  ·  Race week · Attunga awaits</w:t>
+      </w:r>
+    </w:p>
+    <w:p>
+      <w:pPr>
+        <w:spacing w:after="160"/>
+      </w:pPr>
+      <w:r>
+        <w:rPr>
+          <w:i/>
+          <w:color w:val="6D5F57"/>
+          <w:sz w:val="20"/>
+        </w:rPr>
+        <w:t>Nothing this week makes you fitter — arrive fresh. Stage 1 begins — Attunga to Sydney.</w:t>
       </w:r>
     </w:p>
     <w:p>
@@ -16388,7 +16796,7 @@
           <w:color w:val="312824"/>
           <w:sz w:val="23"/>
         </w:rPr>
-        <w:t>Fri · Rest Day</w:t>
+        <w:t>Mon · AM Run — Easy 6 km + Strides</w:t>
       </w:r>
     </w:p>
     <w:p>
@@ -16400,7 +16808,7 @@
           <w:color w:val="9C8D83"/>
           <w:sz w:val="18"/>
         </w:rPr>
-        <w:t>[Rest]  rest day</w:t>
+        <w:t>[Run]  6 km · ~35 min</w:t>
       </w:r>
     </w:p>
     <w:p>
@@ -16413,45 +16821,7 @@
           <w:color w:val="312824"/>
           <w:sz w:val="21"/>
         </w:rPr>
-        <w:t>WEEK 22 — Full rest.</w:t>
-      </w:r>
-    </w:p>
-    <w:p>
-      <w:pPr>
-        <w:spacing w:before="120" w:after="20"/>
-      </w:pPr>
-      <w:r>
-        <w:rPr>
-          <w:b/>
-          <w:color w:val="312824"/>
-          <w:sz w:val="23"/>
-        </w:rPr>
-        <w:t>Sat · Long Run — 18 km (11 mi)</w:t>
-      </w:r>
-    </w:p>
-    <w:p>
-      <w:pPr>
-        <w:spacing w:after="40"/>
-      </w:pPr>
-      <w:r>
-        <w:rPr>
-          <w:color w:val="9C8D83"/>
-          <w:sz w:val="18"/>
-        </w:rPr>
-        <w:t>[Long]  18 km · ~104 min</w:t>
-      </w:r>
-    </w:p>
-    <w:p>
-      <w:pPr>
-        <w:spacing w:after="80"/>
-      </w:pPr>
-      <w:r>
-        <w:rPr>
-          <w:b w:val="0"/>
-          <w:color w:val="312824"/>
-          <w:sz w:val="21"/>
-        </w:rPr>
-        <w:t>WEEK 22 — TAPER 2. Easy, full kit, no heroics.</w:t>
+        <w:t>RACE WEEK. Very easy + 4 x 20 sec strides. Pack the support vehicle this week, one system per day — nothing left to the night before.</w:t>
       </w:r>
     </w:p>
     <w:p>
@@ -16472,7 +16842,7 @@
           <w:color w:val="6D5F57"/>
           <w:sz w:val="19"/>
         </w:rPr>
-        <w:t>Over ~90 min: sip water regularly and eat every 20-30 min, building toward 60-90 g carbs (~200-300 cal) per hour, plus electrolytes. This rehearses the fuelling you'll live on across the 415.</w:t>
+        <w:t>Under ~90 min, water is enough. Eat normally before and after.</w:t>
       </w:r>
     </w:p>
     <w:p>
@@ -16485,7 +16855,7 @@
           <w:color w:val="312824"/>
           <w:sz w:val="23"/>
         </w:rPr>
-        <w:t>Sun · Back-to-Back Run — 10 km (6 mi)</w:t>
+        <w:t>Tue · Mobility + Breath — 30 min</w:t>
       </w:r>
     </w:p>
     <w:p>
@@ -16497,7 +16867,7 @@
           <w:color w:val="9C8D83"/>
           <w:sz w:val="18"/>
         </w:rPr>
-        <w:t>[B2B]  10 km · ~60 min</w:t>
+        <w:t>[Mobility]  ~30 min</w:t>
       </w:r>
     </w:p>
     <w:p>
@@ -16510,7 +16880,45 @@
           <w:color w:val="312824"/>
           <w:sz w:val="21"/>
         </w:rPr>
-        <w:t>WEEK 22 — TAPER 2. Short and easy.</w:t>
+        <w:t>RACE WEEK. Gentle mobility, slow breath. Hydrate well all week; extra carbs at each meal from Wednesday.</w:t>
+      </w:r>
+    </w:p>
+    <w:p>
+      <w:pPr>
+        <w:spacing w:before="120" w:after="20"/>
+      </w:pPr>
+      <w:r>
+        <w:rPr>
+          <w:b/>
+          <w:color w:val="312824"/>
+          <w:sz w:val="23"/>
+        </w:rPr>
+        <w:t>Wed · AM Run — Easy 5 km (3 mi)</w:t>
+      </w:r>
+    </w:p>
+    <w:p>
+      <w:pPr>
+        <w:spacing w:after="40"/>
+      </w:pPr>
+      <w:r>
+        <w:rPr>
+          <w:color w:val="9C8D83"/>
+          <w:sz w:val="18"/>
+        </w:rPr>
+        <w:t>[Run]  5 km · ~29 min</w:t>
+      </w:r>
+    </w:p>
+    <w:p>
+      <w:pPr>
+        <w:spacing w:after="80"/>
+      </w:pPr>
+      <w:r>
+        <w:rPr>
+          <w:b w:val="0"/>
+          <w:color w:val="312824"/>
+          <w:sz w:val="21"/>
+        </w:rPr>
+        <w:t>RACE WEEK. Very easy, just keeping the legs ticking over.</w:t>
       </w:r>
     </w:p>
     <w:p>
@@ -16535,44 +16943,6 @@
       </w:r>
     </w:p>
     <w:p>
-      <w:r>
-        <w:br w:type="page"/>
-      </w:r>
-    </w:p>
-    <w:p>
-      <w:r>
-        <w:rPr>
-          <w:b/>
-          <w:color w:val="8F3A50"/>
-          <w:sz w:val="32"/>
-        </w:rPr>
-        <w:t>Week 23 · 14-20 Dec</w:t>
-      </w:r>
-    </w:p>
-    <w:p>
-      <w:r>
-        <w:rPr>
-          <w:b/>
-          <w:color w:val="5D6E57"/>
-          <w:sz w:val="22"/>
-        </w:rPr>
-        <w:t>Taper  ·  Taper 3 · getting springy</w:t>
-      </w:r>
-    </w:p>
-    <w:p>
-      <w:pPr>
-        <w:spacing w:after="160"/>
-      </w:pPr>
-      <w:r>
-        <w:rPr>
-          <w:i/>
-          <w:color w:val="6D5F57"/>
-          <w:sz w:val="20"/>
-        </w:rPr>
-        <w:t>Legs should be starting to feel springy. Confirm crew, accommodation, support vehicle.</w:t>
-      </w:r>
-    </w:p>
-    <w:p>
       <w:pPr>
         <w:spacing w:before="120" w:after="20"/>
       </w:pPr>
@@ -16582,7 +16952,7 @@
           <w:color w:val="312824"/>
           <w:sz w:val="23"/>
         </w:rPr>
-        <w:t>Mon · AM Run — Easy 6.5 km (4 mi)</w:t>
+        <w:t>Thu · Rest — Pack &amp; Brief</w:t>
       </w:r>
     </w:p>
     <w:p>
@@ -16594,7 +16964,7 @@
           <w:color w:val="9C8D83"/>
           <w:sz w:val="18"/>
         </w:rPr>
-        <w:t>[Run]  6.5 km · ~38 min</w:t>
+        <w:t>[Rest]  rest day</w:t>
       </w:r>
     </w:p>
     <w:p>
@@ -16607,7 +16977,45 @@
           <w:color w:val="312824"/>
           <w:sz w:val="21"/>
         </w:rPr>
-        <w:t>WEEK 23 — TAPER 3. Easy + 4 x 20 sec strides. Legs should be starting to feel springy.</w:t>
+        <w:t>RACE WEEK. Full rest. Final crew briefing, kit check, phone/GPS/battery charging, early night.</w:t>
+      </w:r>
+    </w:p>
+    <w:p>
+      <w:pPr>
+        <w:spacing w:before="120" w:after="20"/>
+      </w:pPr>
+      <w:r>
+        <w:rPr>
+          <w:b/>
+          <w:color w:val="312824"/>
+          <w:sz w:val="23"/>
+        </w:rPr>
+        <w:t>Tue 22 Dec · Shakeout — 3 km + Gear Check</w:t>
+      </w:r>
+    </w:p>
+    <w:p>
+      <w:pPr>
+        <w:spacing w:after="40"/>
+      </w:pPr>
+      <w:r>
+        <w:rPr>
+          <w:color w:val="9C8D83"/>
+          <w:sz w:val="18"/>
+        </w:rPr>
+        <w:t>[Run]  3 km · ~18 min</w:t>
+      </w:r>
+    </w:p>
+    <w:p>
+      <w:pPr>
+        <w:spacing w:after="80"/>
+      </w:pPr>
+      <w:r>
+        <w:rPr>
+          <w:b w:val="0"/>
+          <w:color w:val="312824"/>
+          <w:sz w:val="21"/>
+        </w:rPr>
+        <w:t>RACE WEEK. Final shakeout the day before (Tue 22 Dec) — 3 km very easy in tomorrow's full kit. Family, food, feet up, early night. Tomorrow: Attunga → Tamworth, Stage 1 of 13. Turn kilometres into care.</w:t>
       </w:r>
     </w:p>
     <w:p>
@@ -16641,7 +17049,7 @@
           <w:color w:val="312824"/>
           <w:sz w:val="23"/>
         </w:rPr>
-        <w:t>Tue · AM Run — Easy 5 km (3 mi)</w:t>
+        <w:t>Wed 23 Dec · Stage 1 — Attunga → Tamworth</w:t>
       </w:r>
     </w:p>
     <w:p>
@@ -16653,7 +17061,7 @@
           <w:color w:val="9C8D83"/>
           <w:sz w:val="18"/>
         </w:rPr>
-        <w:t>[Run]  5 km · ~29 min</w:t>
+        <w:t>[Stage 1]  ~20 km · the 500 begins</w:t>
       </w:r>
     </w:p>
     <w:p>
@@ -16666,640 +17074,7 @@
           <w:color w:val="312824"/>
           <w:sz w:val="21"/>
         </w:rPr>
-        <w:t>WEEK 23 — TAPER 3. Very easy.</w:t>
-      </w:r>
-    </w:p>
-    <w:p>
-      <w:pPr>
-        <w:spacing w:after="60"/>
-      </w:pPr>
-      <w:r>
-        <w:rPr>
-          <w:b/>
-          <w:color w:val="5D6E57"/>
-          <w:sz w:val="19"/>
-        </w:rPr>
-        <w:t xml:space="preserve">Fuel:  </w:t>
-      </w:r>
-      <w:r>
-        <w:rPr>
-          <w:i/>
-          <w:color w:val="6D5F57"/>
-          <w:sz w:val="19"/>
-        </w:rPr>
-        <w:t>Under ~90 min, water is enough. Eat normally before and after.</w:t>
-      </w:r>
-    </w:p>
-    <w:p>
-      <w:pPr>
-        <w:spacing w:before="120" w:after="20"/>
-      </w:pPr>
-      <w:r>
-        <w:rPr>
-          <w:b/>
-          <w:color w:val="312824"/>
-          <w:sz w:val="23"/>
-        </w:rPr>
-        <w:t>Tue · PM Mobility — 30 min</w:t>
-      </w:r>
-    </w:p>
-    <w:p>
-      <w:pPr>
-        <w:spacing w:after="40"/>
-      </w:pPr>
-      <w:r>
-        <w:rPr>
-          <w:color w:val="9C8D83"/>
-          <w:sz w:val="18"/>
-        </w:rPr>
-        <w:t>[Mobility]  ~30 min</w:t>
-      </w:r>
-    </w:p>
-    <w:p>
-      <w:pPr>
-        <w:spacing w:after="80"/>
-      </w:pPr>
-      <w:r>
-        <w:rPr>
-          <w:b w:val="0"/>
-          <w:color w:val="312824"/>
-          <w:sz w:val="21"/>
-        </w:rPr>
-        <w:t>WEEK 23 — Gentle full-body. Confirm crew roster, accommodation and support vehicle this week.</w:t>
-      </w:r>
-    </w:p>
-    <w:p>
-      <w:pPr>
-        <w:spacing w:before="120" w:after="20"/>
-      </w:pPr>
-      <w:r>
-        <w:rPr>
-          <w:b/>
-          <w:color w:val="312824"/>
-          <w:sz w:val="23"/>
-        </w:rPr>
-        <w:t>Wed · Rest Day</w:t>
-      </w:r>
-    </w:p>
-    <w:p>
-      <w:pPr>
-        <w:spacing w:after="40"/>
-      </w:pPr>
-      <w:r>
-        <w:rPr>
-          <w:color w:val="9C8D83"/>
-          <w:sz w:val="18"/>
-        </w:rPr>
-        <w:t>[Rest]  rest day</w:t>
-      </w:r>
-    </w:p>
-    <w:p>
-      <w:pPr>
-        <w:spacing w:after="80"/>
-      </w:pPr>
-      <w:r>
-        <w:rPr>
-          <w:b w:val="0"/>
-          <w:color w:val="312824"/>
-          <w:sz w:val="21"/>
-        </w:rPr>
-        <w:t>WEEK 23 — Full rest.</w:t>
-      </w:r>
-    </w:p>
-    <w:p>
-      <w:pPr>
-        <w:spacing w:before="120" w:after="20"/>
-      </w:pPr>
-      <w:r>
-        <w:rPr>
-          <w:b/>
-          <w:color w:val="312824"/>
-          <w:sz w:val="23"/>
-        </w:rPr>
-        <w:t>Thu · AM Run — Easy 6.5 km (4 mi)</w:t>
-      </w:r>
-    </w:p>
-    <w:p>
-      <w:pPr>
-        <w:spacing w:after="40"/>
-      </w:pPr>
-      <w:r>
-        <w:rPr>
-          <w:color w:val="9C8D83"/>
-          <w:sz w:val="18"/>
-        </w:rPr>
-        <w:t>[Run]  6.5 km · ~38 min</w:t>
-      </w:r>
-    </w:p>
-    <w:p>
-      <w:pPr>
-        <w:spacing w:after="80"/>
-      </w:pPr>
-      <w:r>
-        <w:rPr>
-          <w:b w:val="0"/>
-          <w:color w:val="312824"/>
-          <w:sz w:val="21"/>
-        </w:rPr>
-        <w:t>WEEK 23 — TAPER 3. Easy + strides.</w:t>
-      </w:r>
-    </w:p>
-    <w:p>
-      <w:pPr>
-        <w:spacing w:after="60"/>
-      </w:pPr>
-      <w:r>
-        <w:rPr>
-          <w:b/>
-          <w:color w:val="5D6E57"/>
-          <w:sz w:val="19"/>
-        </w:rPr>
-        <w:t xml:space="preserve">Fuel:  </w:t>
-      </w:r>
-      <w:r>
-        <w:rPr>
-          <w:i/>
-          <w:color w:val="6D5F57"/>
-          <w:sz w:val="19"/>
-        </w:rPr>
-        <w:t>Under ~90 min, water is enough. Eat normally before and after.</w:t>
-      </w:r>
-    </w:p>
-    <w:p>
-      <w:pPr>
-        <w:spacing w:before="120" w:after="20"/>
-      </w:pPr>
-      <w:r>
-        <w:rPr>
-          <w:b/>
-          <w:color w:val="312824"/>
-          <w:sz w:val="23"/>
-        </w:rPr>
-        <w:t>Fri · Full-Body — Very Light</w:t>
-      </w:r>
-    </w:p>
-    <w:p>
-      <w:pPr>
-        <w:spacing w:after="40"/>
-      </w:pPr>
-      <w:r>
-        <w:rPr>
-          <w:color w:val="9C8D83"/>
-          <w:sz w:val="18"/>
-        </w:rPr>
-        <w:t>[Strength]  ~30 min</w:t>
-      </w:r>
-    </w:p>
-    <w:p>
-      <w:pPr>
-        <w:spacing w:after="80"/>
-      </w:pPr>
-      <w:r>
-        <w:rPr>
-          <w:b w:val="0"/>
-          <w:color w:val="312824"/>
-          <w:sz w:val="21"/>
-        </w:rPr>
-        <w:t>WEEK 23 — TAPER 3 (RPE 5–6, last gym session before the run)</w:t>
-      </w:r>
-    </w:p>
-    <w:p>
-      <w:pPr>
-        <w:spacing w:after="80"/>
-      </w:pPr>
-      <w:r>
-        <w:rPr>
-          <w:b w:val="0"/>
-          <w:color w:val="312824"/>
-          <w:sz w:val="21"/>
-        </w:rPr>
-        <w:t>Goblet squat 2 x 10 • push-ups 2 x 12 • band row 2 x 15 • core. Just keeping the body switched on.</w:t>
-      </w:r>
-    </w:p>
-    <w:p>
-      <w:pPr>
-        <w:spacing w:before="120" w:after="20"/>
-      </w:pPr>
-      <w:r>
-        <w:rPr>
-          <w:b/>
-          <w:color w:val="312824"/>
-          <w:sz w:val="23"/>
-        </w:rPr>
-        <w:t>Sat · Long Run — 13 km (8 mi)</w:t>
-      </w:r>
-    </w:p>
-    <w:p>
-      <w:pPr>
-        <w:spacing w:after="40"/>
-      </w:pPr>
-      <w:r>
-        <w:rPr>
-          <w:color w:val="9C8D83"/>
-          <w:sz w:val="18"/>
-        </w:rPr>
-        <w:t>[Long]  13 km · ~75 min</w:t>
-      </w:r>
-    </w:p>
-    <w:p>
-      <w:pPr>
-        <w:spacing w:after="80"/>
-      </w:pPr>
-      <w:r>
-        <w:rPr>
-          <w:b w:val="0"/>
-          <w:color w:val="312824"/>
-          <w:sz w:val="21"/>
-        </w:rPr>
-        <w:t>WEEK 23 — TAPER 3. Final long run — minimum distance, maximum ease. Visualise Stage 1 while you run.</w:t>
-      </w:r>
-    </w:p>
-    <w:p>
-      <w:pPr>
-        <w:spacing w:after="60"/>
-      </w:pPr>
-      <w:r>
-        <w:rPr>
-          <w:b/>
-          <w:color w:val="5D6E57"/>
-          <w:sz w:val="19"/>
-        </w:rPr>
-        <w:t xml:space="preserve">Fuel:  </w:t>
-      </w:r>
-      <w:r>
-        <w:rPr>
-          <w:i/>
-          <w:color w:val="6D5F57"/>
-          <w:sz w:val="19"/>
-        </w:rPr>
-        <w:t>Over ~90 min: sip water regularly and eat every 20-30 min, building toward 60-90 g carbs (~200-300 cal) per hour, plus electrolytes. This rehearses the fuelling you'll live on across the 415.</w:t>
-      </w:r>
-    </w:p>
-    <w:p>
-      <w:pPr>
-        <w:spacing w:before="120" w:after="20"/>
-      </w:pPr>
-      <w:r>
-        <w:rPr>
-          <w:b/>
-          <w:color w:val="312824"/>
-          <w:sz w:val="23"/>
-        </w:rPr>
-        <w:t>Sun · Rest Day</w:t>
-      </w:r>
-    </w:p>
-    <w:p>
-      <w:pPr>
-        <w:spacing w:after="40"/>
-      </w:pPr>
-      <w:r>
-        <w:rPr>
-          <w:color w:val="9C8D83"/>
-          <w:sz w:val="18"/>
-        </w:rPr>
-        <w:t>[Rest]  rest day</w:t>
-      </w:r>
-    </w:p>
-    <w:p>
-      <w:pPr>
-        <w:spacing w:after="80"/>
-      </w:pPr>
-      <w:r>
-        <w:rPr>
-          <w:b w:val="0"/>
-          <w:color w:val="312824"/>
-          <w:sz w:val="21"/>
-        </w:rPr>
-        <w:t>WEEK 23 — Full rest. Race week begins tomorrow.</w:t>
-      </w:r>
-    </w:p>
-    <w:p>
-      <w:r>
-        <w:br w:type="page"/>
-      </w:r>
-    </w:p>
-    <w:p>
-      <w:r>
-        <w:rPr>
-          <w:b/>
-          <w:color w:val="8F3A50"/>
-          <w:sz w:val="32"/>
-        </w:rPr>
-        <w:t>Week 24 · 21-27 Dec</w:t>
-      </w:r>
-    </w:p>
-    <w:p>
-      <w:r>
-        <w:rPr>
-          <w:b/>
-          <w:color w:val="5D6E57"/>
-          <w:sz w:val="22"/>
-        </w:rPr>
-        <w:t>Taper  ·  Race week · Attunga awaits</w:t>
-      </w:r>
-    </w:p>
-    <w:p>
-      <w:pPr>
-        <w:spacing w:after="160"/>
-      </w:pPr>
-      <w:r>
-        <w:rPr>
-          <w:i/>
-          <w:color w:val="6D5F57"/>
-          <w:sz w:val="20"/>
-        </w:rPr>
-        <w:t>Nothing this week makes you fitter — arrive fresh. Boxing Day: Stage 1.</w:t>
-      </w:r>
-    </w:p>
-    <w:p>
-      <w:pPr>
-        <w:spacing w:before="120" w:after="20"/>
-      </w:pPr>
-      <w:r>
-        <w:rPr>
-          <w:b/>
-          <w:color w:val="312824"/>
-          <w:sz w:val="23"/>
-        </w:rPr>
-        <w:t>Mon · AM Run — Easy 6 km + Strides</w:t>
-      </w:r>
-    </w:p>
-    <w:p>
-      <w:pPr>
-        <w:spacing w:after="40"/>
-      </w:pPr>
-      <w:r>
-        <w:rPr>
-          <w:color w:val="9C8D83"/>
-          <w:sz w:val="18"/>
-        </w:rPr>
-        <w:t>[Run]  6 km · ~35 min</w:t>
-      </w:r>
-    </w:p>
-    <w:p>
-      <w:pPr>
-        <w:spacing w:after="80"/>
-      </w:pPr>
-      <w:r>
-        <w:rPr>
-          <w:b w:val="0"/>
-          <w:color w:val="312824"/>
-          <w:sz w:val="21"/>
-        </w:rPr>
-        <w:t>RACE WEEK. Very easy + 4 x 20 sec strides. Pack the support vehicle this week, one system per day — nothing left to the night before.</w:t>
-      </w:r>
-    </w:p>
-    <w:p>
-      <w:pPr>
-        <w:spacing w:after="60"/>
-      </w:pPr>
-      <w:r>
-        <w:rPr>
-          <w:b/>
-          <w:color w:val="5D6E57"/>
-          <w:sz w:val="19"/>
-        </w:rPr>
-        <w:t xml:space="preserve">Fuel:  </w:t>
-      </w:r>
-      <w:r>
-        <w:rPr>
-          <w:i/>
-          <w:color w:val="6D5F57"/>
-          <w:sz w:val="19"/>
-        </w:rPr>
-        <w:t>Under ~90 min, water is enough. Eat normally before and after.</w:t>
-      </w:r>
-    </w:p>
-    <w:p>
-      <w:pPr>
-        <w:spacing w:before="120" w:after="20"/>
-      </w:pPr>
-      <w:r>
-        <w:rPr>
-          <w:b/>
-          <w:color w:val="312824"/>
-          <w:sz w:val="23"/>
-        </w:rPr>
-        <w:t>Tue · Mobility + Breath — 30 min</w:t>
-      </w:r>
-    </w:p>
-    <w:p>
-      <w:pPr>
-        <w:spacing w:after="40"/>
-      </w:pPr>
-      <w:r>
-        <w:rPr>
-          <w:color w:val="9C8D83"/>
-          <w:sz w:val="18"/>
-        </w:rPr>
-        <w:t>[Mobility]  ~30 min</w:t>
-      </w:r>
-    </w:p>
-    <w:p>
-      <w:pPr>
-        <w:spacing w:after="80"/>
-      </w:pPr>
-      <w:r>
-        <w:rPr>
-          <w:b w:val="0"/>
-          <w:color w:val="312824"/>
-          <w:sz w:val="21"/>
-        </w:rPr>
-        <w:t>RACE WEEK. Gentle mobility, slow breath. Hydrate well all week; extra carbs at each meal from Wednesday.</w:t>
-      </w:r>
-    </w:p>
-    <w:p>
-      <w:pPr>
-        <w:spacing w:before="120" w:after="20"/>
-      </w:pPr>
-      <w:r>
-        <w:rPr>
-          <w:b/>
-          <w:color w:val="312824"/>
-          <w:sz w:val="23"/>
-        </w:rPr>
-        <w:t>Wed · AM Run — Easy 5 km (3 mi)</w:t>
-      </w:r>
-    </w:p>
-    <w:p>
-      <w:pPr>
-        <w:spacing w:after="40"/>
-      </w:pPr>
-      <w:r>
-        <w:rPr>
-          <w:color w:val="9C8D83"/>
-          <w:sz w:val="18"/>
-        </w:rPr>
-        <w:t>[Run]  5 km · ~29 min</w:t>
-      </w:r>
-    </w:p>
-    <w:p>
-      <w:pPr>
-        <w:spacing w:after="80"/>
-      </w:pPr>
-      <w:r>
-        <w:rPr>
-          <w:b w:val="0"/>
-          <w:color w:val="312824"/>
-          <w:sz w:val="21"/>
-        </w:rPr>
-        <w:t>RACE WEEK. Very easy, just keeping the legs ticking over.</w:t>
-      </w:r>
-    </w:p>
-    <w:p>
-      <w:pPr>
-        <w:spacing w:after="60"/>
-      </w:pPr>
-      <w:r>
-        <w:rPr>
-          <w:b/>
-          <w:color w:val="5D6E57"/>
-          <w:sz w:val="19"/>
-        </w:rPr>
-        <w:t xml:space="preserve">Fuel:  </w:t>
-      </w:r>
-      <w:r>
-        <w:rPr>
-          <w:i/>
-          <w:color w:val="6D5F57"/>
-          <w:sz w:val="19"/>
-        </w:rPr>
-        <w:t>Under ~90 min, water is enough. Eat normally before and after.</w:t>
-      </w:r>
-    </w:p>
-    <w:p>
-      <w:pPr>
-        <w:spacing w:before="120" w:after="20"/>
-      </w:pPr>
-      <w:r>
-        <w:rPr>
-          <w:b/>
-          <w:color w:val="312824"/>
-          <w:sz w:val="23"/>
-        </w:rPr>
-        <w:t>Thu · Rest — Pack &amp; Brief</w:t>
-      </w:r>
-    </w:p>
-    <w:p>
-      <w:pPr>
-        <w:spacing w:after="40"/>
-      </w:pPr>
-      <w:r>
-        <w:rPr>
-          <w:color w:val="9C8D83"/>
-          <w:sz w:val="18"/>
-        </w:rPr>
-        <w:t>[Rest]  rest day</w:t>
-      </w:r>
-    </w:p>
-    <w:p>
-      <w:pPr>
-        <w:spacing w:after="80"/>
-      </w:pPr>
-      <w:r>
-        <w:rPr>
-          <w:b w:val="0"/>
-          <w:color w:val="312824"/>
-          <w:sz w:val="21"/>
-        </w:rPr>
-        <w:t>RACE WEEK. Full rest. Final crew briefing, kit check, phone/GPS/battery charging, early night.</w:t>
-      </w:r>
-    </w:p>
-    <w:p>
-      <w:pPr>
-        <w:spacing w:before="120" w:after="20"/>
-      </w:pPr>
-      <w:r>
-        <w:rPr>
-          <w:b/>
-          <w:color w:val="312824"/>
-          <w:sz w:val="23"/>
-        </w:rPr>
-        <w:t>Fri · Shakeout — 3 km + Gear Check</w:t>
-      </w:r>
-    </w:p>
-    <w:p>
-      <w:pPr>
-        <w:spacing w:after="40"/>
-      </w:pPr>
-      <w:r>
-        <w:rPr>
-          <w:color w:val="9C8D83"/>
-          <w:sz w:val="18"/>
-        </w:rPr>
-        <w:t>[Run]  3 km · ~18 min</w:t>
-      </w:r>
-    </w:p>
-    <w:p>
-      <w:pPr>
-        <w:spacing w:after="80"/>
-      </w:pPr>
-      <w:r>
-        <w:rPr>
-          <w:b w:val="0"/>
-          <w:color w:val="312824"/>
-          <w:sz w:val="21"/>
-        </w:rPr>
-        <w:t>RACE WEEK. Christmas Day shakeout — 3 km very easy in tomorrow's full kit. Family, food, feet up, early night. Tomorrow: Attunga → Tamworth, Stage 1 of 10. Turn kilometres into care.</w:t>
-      </w:r>
-    </w:p>
-    <w:p>
-      <w:pPr>
-        <w:spacing w:after="60"/>
-      </w:pPr>
-      <w:r>
-        <w:rPr>
-          <w:b/>
-          <w:color w:val="5D6E57"/>
-          <w:sz w:val="19"/>
-        </w:rPr>
-        <w:t xml:space="preserve">Fuel:  </w:t>
-      </w:r>
-      <w:r>
-        <w:rPr>
-          <w:i/>
-          <w:color w:val="6D5F57"/>
-          <w:sz w:val="19"/>
-        </w:rPr>
-        <w:t>Under ~90 min, water is enough. Eat normally before and after.</w:t>
-      </w:r>
-    </w:p>
-    <w:p>
-      <w:pPr>
-        <w:spacing w:before="120" w:after="20"/>
-      </w:pPr>
-      <w:r>
-        <w:rPr>
-          <w:b/>
-          <w:color w:val="312824"/>
-          <w:sz w:val="23"/>
-        </w:rPr>
-        <w:t>Sat 26 Dec · Stage 1 — Attunga → Tamworth</w:t>
-      </w:r>
-    </w:p>
-    <w:p>
-      <w:pPr>
-        <w:spacing w:after="40"/>
-      </w:pPr>
-      <w:r>
-        <w:rPr>
-          <w:color w:val="9C8D83"/>
-          <w:sz w:val="18"/>
-        </w:rPr>
-        <w:t>[Stage 1]  13 km · the 415 begins</w:t>
-      </w:r>
-    </w:p>
-    <w:p>
-      <w:pPr>
-        <w:spacing w:after="80"/>
-      </w:pPr>
-      <w:r>
-        <w:rPr>
-          <w:b w:val="0"/>
-          <w:color w:val="312824"/>
-          <w:sz w:val="21"/>
-        </w:rPr>
-        <w:t>Boxing Day. The gentlest opening stage — 13 km from Attunga into Tamworth. Dawn start, all-day effort, crew in position. Ten stages, 415 km, Sydney by 4 January.</w:t>
+        <w:t>The gentle launch stage — ~20 km from Attunga into Tamworth. Dawn start, run/walk from kilometre one, crew in position. Thirteen days, Attunga to Sydney, finishing at the SCG on 4 January.</w:t>
       </w:r>
     </w:p>
     <w:p>
